--- a/使い方.docx
+++ b/使い方.docx
@@ -57,11 +57,7 @@
           </w:pPr>
           <w:r>
             <w:fldChar w:fldCharType="begin"/>
-          </w:r>
-          <w:r>
             <w:instrText xml:space="preserve"> TOC \o "1-3" \h \z \u </w:instrText>
-          </w:r>
-          <w:r>
             <w:fldChar w:fldCharType="separate"/>
           </w:r>
           <w:hyperlink w:anchor="_Toc234083765" w:history="1">
@@ -78,46 +74,10 @@
                 <w:webHidden/>
               </w:rPr>
               <w:tab/>
-            </w:r>
-            <w:r>
-              <w:rPr>
-                <w:noProof/>
-                <w:webHidden/>
-              </w:rPr>
               <w:fldChar w:fldCharType="begin"/>
-            </w:r>
-            <w:r>
-              <w:rPr>
-                <w:noProof/>
-                <w:webHidden/>
-              </w:rPr>
               <w:instrText xml:space="preserve"> PAGEREF _Toc234083765 \h </w:instrText>
-            </w:r>
-            <w:r>
-              <w:rPr>
-                <w:noProof/>
-                <w:webHidden/>
-              </w:rPr>
-            </w:r>
-            <w:r>
-              <w:rPr>
-                <w:noProof/>
-                <w:webHidden/>
-              </w:rPr>
               <w:fldChar w:fldCharType="separate"/>
-            </w:r>
-            <w:r>
-              <w:rPr>
-                <w:noProof/>
-                <w:webHidden/>
-              </w:rPr>
               <w:t>1</w:t>
-            </w:r>
-            <w:r>
-              <w:rPr>
-                <w:noProof/>
-                <w:webHidden/>
-              </w:rPr>
               <w:fldChar w:fldCharType="end"/>
             </w:r>
           </w:hyperlink>
@@ -146,46 +106,10 @@
                 <w:webHidden/>
               </w:rPr>
               <w:tab/>
-            </w:r>
-            <w:r>
-              <w:rPr>
-                <w:noProof/>
-                <w:webHidden/>
-              </w:rPr>
               <w:fldChar w:fldCharType="begin"/>
-            </w:r>
-            <w:r>
-              <w:rPr>
-                <w:noProof/>
-                <w:webHidden/>
-              </w:rPr>
               <w:instrText xml:space="preserve"> PAGEREF _Toc234083766 \h </w:instrText>
-            </w:r>
-            <w:r>
-              <w:rPr>
-                <w:noProof/>
-                <w:webHidden/>
-              </w:rPr>
-            </w:r>
-            <w:r>
-              <w:rPr>
-                <w:noProof/>
-                <w:webHidden/>
-              </w:rPr>
               <w:fldChar w:fldCharType="separate"/>
-            </w:r>
-            <w:r>
-              <w:rPr>
-                <w:noProof/>
-                <w:webHidden/>
-              </w:rPr>
               <w:t>1</w:t>
-            </w:r>
-            <w:r>
-              <w:rPr>
-                <w:noProof/>
-                <w:webHidden/>
-              </w:rPr>
               <w:fldChar w:fldCharType="end"/>
             </w:r>
           </w:hyperlink>
@@ -214,46 +138,10 @@
                 <w:webHidden/>
               </w:rPr>
               <w:tab/>
-            </w:r>
-            <w:r>
-              <w:rPr>
-                <w:noProof/>
-                <w:webHidden/>
-              </w:rPr>
               <w:fldChar w:fldCharType="begin"/>
-            </w:r>
-            <w:r>
-              <w:rPr>
-                <w:noProof/>
-                <w:webHidden/>
-              </w:rPr>
               <w:instrText xml:space="preserve"> PAGEREF _Toc234083767 \h </w:instrText>
-            </w:r>
-            <w:r>
-              <w:rPr>
-                <w:noProof/>
-                <w:webHidden/>
-              </w:rPr>
-            </w:r>
-            <w:r>
-              <w:rPr>
-                <w:noProof/>
-                <w:webHidden/>
-              </w:rPr>
               <w:fldChar w:fldCharType="separate"/>
-            </w:r>
-            <w:r>
-              <w:rPr>
-                <w:noProof/>
-                <w:webHidden/>
-              </w:rPr>
               <w:t>1</w:t>
-            </w:r>
-            <w:r>
-              <w:rPr>
-                <w:noProof/>
-                <w:webHidden/>
-              </w:rPr>
               <w:fldChar w:fldCharType="end"/>
             </w:r>
           </w:hyperlink>
@@ -282,46 +170,10 @@
                 <w:webHidden/>
               </w:rPr>
               <w:tab/>
-            </w:r>
-            <w:r>
-              <w:rPr>
-                <w:noProof/>
-                <w:webHidden/>
-              </w:rPr>
               <w:fldChar w:fldCharType="begin"/>
-            </w:r>
-            <w:r>
-              <w:rPr>
-                <w:noProof/>
-                <w:webHidden/>
-              </w:rPr>
               <w:instrText xml:space="preserve"> PAGEREF _Toc234083768 \h </w:instrText>
-            </w:r>
-            <w:r>
-              <w:rPr>
-                <w:noProof/>
-                <w:webHidden/>
-              </w:rPr>
-            </w:r>
-            <w:r>
-              <w:rPr>
-                <w:noProof/>
-                <w:webHidden/>
-              </w:rPr>
               <w:fldChar w:fldCharType="separate"/>
-            </w:r>
-            <w:r>
-              <w:rPr>
-                <w:noProof/>
-                <w:webHidden/>
-              </w:rPr>
               <w:t>2</w:t>
-            </w:r>
-            <w:r>
-              <w:rPr>
-                <w:noProof/>
-                <w:webHidden/>
-              </w:rPr>
               <w:fldChar w:fldCharType="end"/>
             </w:r>
           </w:hyperlink>
@@ -350,46 +202,10 @@
                 <w:webHidden/>
               </w:rPr>
               <w:tab/>
-            </w:r>
-            <w:r>
-              <w:rPr>
-                <w:noProof/>
-                <w:webHidden/>
-              </w:rPr>
               <w:fldChar w:fldCharType="begin"/>
-            </w:r>
-            <w:r>
-              <w:rPr>
-                <w:noProof/>
-                <w:webHidden/>
-              </w:rPr>
               <w:instrText xml:space="preserve"> PAGEREF _Toc234083769 \h </w:instrText>
-            </w:r>
-            <w:r>
-              <w:rPr>
-                <w:noProof/>
-                <w:webHidden/>
-              </w:rPr>
-            </w:r>
-            <w:r>
-              <w:rPr>
-                <w:noProof/>
-                <w:webHidden/>
-              </w:rPr>
               <w:fldChar w:fldCharType="separate"/>
-            </w:r>
-            <w:r>
-              <w:rPr>
-                <w:noProof/>
-                <w:webHidden/>
-              </w:rPr>
               <w:t>2</w:t>
-            </w:r>
-            <w:r>
-              <w:rPr>
-                <w:noProof/>
-                <w:webHidden/>
-              </w:rPr>
               <w:fldChar w:fldCharType="end"/>
             </w:r>
           </w:hyperlink>
@@ -418,46 +234,10 @@
                 <w:webHidden/>
               </w:rPr>
               <w:tab/>
-            </w:r>
-            <w:r>
-              <w:rPr>
-                <w:noProof/>
-                <w:webHidden/>
-              </w:rPr>
               <w:fldChar w:fldCharType="begin"/>
-            </w:r>
-            <w:r>
-              <w:rPr>
-                <w:noProof/>
-                <w:webHidden/>
-              </w:rPr>
               <w:instrText xml:space="preserve"> PAGEREF _Toc234083770 \h </w:instrText>
-            </w:r>
-            <w:r>
-              <w:rPr>
-                <w:noProof/>
-                <w:webHidden/>
-              </w:rPr>
-            </w:r>
-            <w:r>
-              <w:rPr>
-                <w:noProof/>
-                <w:webHidden/>
-              </w:rPr>
               <w:fldChar w:fldCharType="separate"/>
-            </w:r>
-            <w:r>
-              <w:rPr>
-                <w:noProof/>
-                <w:webHidden/>
-              </w:rPr>
               <w:t>2</w:t>
-            </w:r>
-            <w:r>
-              <w:rPr>
-                <w:noProof/>
-                <w:webHidden/>
-              </w:rPr>
               <w:fldChar w:fldCharType="end"/>
             </w:r>
           </w:hyperlink>
@@ -486,46 +266,10 @@
                 <w:webHidden/>
               </w:rPr>
               <w:tab/>
-            </w:r>
-            <w:r>
-              <w:rPr>
-                <w:noProof/>
-                <w:webHidden/>
-              </w:rPr>
               <w:fldChar w:fldCharType="begin"/>
-            </w:r>
-            <w:r>
-              <w:rPr>
-                <w:noProof/>
-                <w:webHidden/>
-              </w:rPr>
               <w:instrText xml:space="preserve"> PAGEREF _Toc234083771 \h </w:instrText>
-            </w:r>
-            <w:r>
-              <w:rPr>
-                <w:noProof/>
-                <w:webHidden/>
-              </w:rPr>
-            </w:r>
-            <w:r>
-              <w:rPr>
-                <w:noProof/>
-                <w:webHidden/>
-              </w:rPr>
               <w:fldChar w:fldCharType="separate"/>
-            </w:r>
-            <w:r>
-              <w:rPr>
-                <w:noProof/>
-                <w:webHidden/>
-              </w:rPr>
               <w:t>3</w:t>
-            </w:r>
-            <w:r>
-              <w:rPr>
-                <w:noProof/>
-                <w:webHidden/>
-              </w:rPr>
               <w:fldChar w:fldCharType="end"/>
             </w:r>
           </w:hyperlink>
@@ -554,46 +298,10 @@
                 <w:webHidden/>
               </w:rPr>
               <w:tab/>
-            </w:r>
-            <w:r>
-              <w:rPr>
-                <w:noProof/>
-                <w:webHidden/>
-              </w:rPr>
               <w:fldChar w:fldCharType="begin"/>
-            </w:r>
-            <w:r>
-              <w:rPr>
-                <w:noProof/>
-                <w:webHidden/>
-              </w:rPr>
               <w:instrText xml:space="preserve"> PAGEREF _Toc234083772 \h </w:instrText>
-            </w:r>
-            <w:r>
-              <w:rPr>
-                <w:noProof/>
-                <w:webHidden/>
-              </w:rPr>
-            </w:r>
-            <w:r>
-              <w:rPr>
-                <w:noProof/>
-                <w:webHidden/>
-              </w:rPr>
               <w:fldChar w:fldCharType="separate"/>
-            </w:r>
-            <w:r>
-              <w:rPr>
-                <w:noProof/>
-                <w:webHidden/>
-              </w:rPr>
               <w:t>3</w:t>
-            </w:r>
-            <w:r>
-              <w:rPr>
-                <w:noProof/>
-                <w:webHidden/>
-              </w:rPr>
               <w:fldChar w:fldCharType="end"/>
             </w:r>
           </w:hyperlink>
@@ -622,46 +330,10 @@
                 <w:webHidden/>
               </w:rPr>
               <w:tab/>
-            </w:r>
-            <w:r>
-              <w:rPr>
-                <w:noProof/>
-                <w:webHidden/>
-              </w:rPr>
               <w:fldChar w:fldCharType="begin"/>
-            </w:r>
-            <w:r>
-              <w:rPr>
-                <w:noProof/>
-                <w:webHidden/>
-              </w:rPr>
               <w:instrText xml:space="preserve"> PAGEREF _Toc234083773 \h </w:instrText>
-            </w:r>
-            <w:r>
-              <w:rPr>
-                <w:noProof/>
-                <w:webHidden/>
-              </w:rPr>
-            </w:r>
-            <w:r>
-              <w:rPr>
-                <w:noProof/>
-                <w:webHidden/>
-              </w:rPr>
               <w:fldChar w:fldCharType="separate"/>
-            </w:r>
-            <w:r>
-              <w:rPr>
-                <w:noProof/>
-                <w:webHidden/>
-              </w:rPr>
               <w:t>4</w:t>
-            </w:r>
-            <w:r>
-              <w:rPr>
-                <w:noProof/>
-                <w:webHidden/>
-              </w:rPr>
               <w:fldChar w:fldCharType="end"/>
             </w:r>
           </w:hyperlink>
@@ -690,46 +362,10 @@
                 <w:webHidden/>
               </w:rPr>
               <w:tab/>
-            </w:r>
-            <w:r>
-              <w:rPr>
-                <w:noProof/>
-                <w:webHidden/>
-              </w:rPr>
               <w:fldChar w:fldCharType="begin"/>
-            </w:r>
-            <w:r>
-              <w:rPr>
-                <w:noProof/>
-                <w:webHidden/>
-              </w:rPr>
               <w:instrText xml:space="preserve"> PAGEREF _Toc234083774 \h </w:instrText>
-            </w:r>
-            <w:r>
-              <w:rPr>
-                <w:noProof/>
-                <w:webHidden/>
-              </w:rPr>
-            </w:r>
-            <w:r>
-              <w:rPr>
-                <w:noProof/>
-                <w:webHidden/>
-              </w:rPr>
               <w:fldChar w:fldCharType="separate"/>
-            </w:r>
-            <w:r>
-              <w:rPr>
-                <w:noProof/>
-                <w:webHidden/>
-              </w:rPr>
               <w:t>5</w:t>
-            </w:r>
-            <w:r>
-              <w:rPr>
-                <w:noProof/>
-                <w:webHidden/>
-              </w:rPr>
               <w:fldChar w:fldCharType="end"/>
             </w:r>
           </w:hyperlink>
@@ -758,46 +394,10 @@
                 <w:webHidden/>
               </w:rPr>
               <w:tab/>
-            </w:r>
-            <w:r>
-              <w:rPr>
-                <w:noProof/>
-                <w:webHidden/>
-              </w:rPr>
               <w:fldChar w:fldCharType="begin"/>
-            </w:r>
-            <w:r>
-              <w:rPr>
-                <w:noProof/>
-                <w:webHidden/>
-              </w:rPr>
               <w:instrText xml:space="preserve"> PAGEREF _Toc234083775 \h </w:instrText>
-            </w:r>
-            <w:r>
-              <w:rPr>
-                <w:noProof/>
-                <w:webHidden/>
-              </w:rPr>
-            </w:r>
-            <w:r>
-              <w:rPr>
-                <w:noProof/>
-                <w:webHidden/>
-              </w:rPr>
               <w:fldChar w:fldCharType="separate"/>
-            </w:r>
-            <w:r>
-              <w:rPr>
-                <w:noProof/>
-                <w:webHidden/>
-              </w:rPr>
               <w:t>5</w:t>
-            </w:r>
-            <w:r>
-              <w:rPr>
-                <w:noProof/>
-                <w:webHidden/>
-              </w:rPr>
               <w:fldChar w:fldCharType="end"/>
             </w:r>
           </w:hyperlink>
@@ -826,46 +426,10 @@
                 <w:webHidden/>
               </w:rPr>
               <w:tab/>
-            </w:r>
-            <w:r>
-              <w:rPr>
-                <w:noProof/>
-                <w:webHidden/>
-              </w:rPr>
               <w:fldChar w:fldCharType="begin"/>
-            </w:r>
-            <w:r>
-              <w:rPr>
-                <w:noProof/>
-                <w:webHidden/>
-              </w:rPr>
               <w:instrText xml:space="preserve"> PAGEREF _Toc234083776 \h </w:instrText>
-            </w:r>
-            <w:r>
-              <w:rPr>
-                <w:noProof/>
-                <w:webHidden/>
-              </w:rPr>
-            </w:r>
-            <w:r>
-              <w:rPr>
-                <w:noProof/>
-                <w:webHidden/>
-              </w:rPr>
               <w:fldChar w:fldCharType="separate"/>
-            </w:r>
-            <w:r>
-              <w:rPr>
-                <w:noProof/>
-                <w:webHidden/>
-              </w:rPr>
               <w:t>7</w:t>
-            </w:r>
-            <w:r>
-              <w:rPr>
-                <w:noProof/>
-                <w:webHidden/>
-              </w:rPr>
               <w:fldChar w:fldCharType="end"/>
             </w:r>
           </w:hyperlink>
@@ -894,46 +458,10 @@
                 <w:webHidden/>
               </w:rPr>
               <w:tab/>
-            </w:r>
-            <w:r>
-              <w:rPr>
-                <w:noProof/>
-                <w:webHidden/>
-              </w:rPr>
               <w:fldChar w:fldCharType="begin"/>
-            </w:r>
-            <w:r>
-              <w:rPr>
-                <w:noProof/>
-                <w:webHidden/>
-              </w:rPr>
               <w:instrText xml:space="preserve"> PAGEREF _Toc234083777 \h </w:instrText>
-            </w:r>
-            <w:r>
-              <w:rPr>
-                <w:noProof/>
-                <w:webHidden/>
-              </w:rPr>
-            </w:r>
-            <w:r>
-              <w:rPr>
-                <w:noProof/>
-                <w:webHidden/>
-              </w:rPr>
               <w:fldChar w:fldCharType="separate"/>
-            </w:r>
-            <w:r>
-              <w:rPr>
-                <w:noProof/>
-                <w:webHidden/>
-              </w:rPr>
               <w:t>7</w:t>
-            </w:r>
-            <w:r>
-              <w:rPr>
-                <w:noProof/>
-                <w:webHidden/>
-              </w:rPr>
               <w:fldChar w:fldCharType="end"/>
             </w:r>
           </w:hyperlink>
@@ -962,46 +490,10 @@
                 <w:webHidden/>
               </w:rPr>
               <w:tab/>
-            </w:r>
-            <w:r>
-              <w:rPr>
-                <w:noProof/>
-                <w:webHidden/>
-              </w:rPr>
               <w:fldChar w:fldCharType="begin"/>
-            </w:r>
-            <w:r>
-              <w:rPr>
-                <w:noProof/>
-                <w:webHidden/>
-              </w:rPr>
               <w:instrText xml:space="preserve"> PAGEREF _Toc234083778 \h </w:instrText>
-            </w:r>
-            <w:r>
-              <w:rPr>
-                <w:noProof/>
-                <w:webHidden/>
-              </w:rPr>
-            </w:r>
-            <w:r>
-              <w:rPr>
-                <w:noProof/>
-                <w:webHidden/>
-              </w:rPr>
               <w:fldChar w:fldCharType="separate"/>
-            </w:r>
-            <w:r>
-              <w:rPr>
-                <w:noProof/>
-                <w:webHidden/>
-              </w:rPr>
               <w:t>8</w:t>
-            </w:r>
-            <w:r>
-              <w:rPr>
-                <w:noProof/>
-                <w:webHidden/>
-              </w:rPr>
               <w:fldChar w:fldCharType="end"/>
             </w:r>
           </w:hyperlink>
@@ -1030,46 +522,10 @@
                 <w:webHidden/>
               </w:rPr>
               <w:tab/>
-            </w:r>
-            <w:r>
-              <w:rPr>
-                <w:noProof/>
-                <w:webHidden/>
-              </w:rPr>
               <w:fldChar w:fldCharType="begin"/>
-            </w:r>
-            <w:r>
-              <w:rPr>
-                <w:noProof/>
-                <w:webHidden/>
-              </w:rPr>
               <w:instrText xml:space="preserve"> PAGEREF _Toc234083779 \h </w:instrText>
-            </w:r>
-            <w:r>
-              <w:rPr>
-                <w:noProof/>
-                <w:webHidden/>
-              </w:rPr>
-            </w:r>
-            <w:r>
-              <w:rPr>
-                <w:noProof/>
-                <w:webHidden/>
-              </w:rPr>
               <w:fldChar w:fldCharType="separate"/>
-            </w:r>
-            <w:r>
-              <w:rPr>
-                <w:noProof/>
-                <w:webHidden/>
-              </w:rPr>
               <w:t>9</w:t>
-            </w:r>
-            <w:r>
-              <w:rPr>
-                <w:noProof/>
-                <w:webHidden/>
-              </w:rPr>
               <w:fldChar w:fldCharType="end"/>
             </w:r>
           </w:hyperlink>
@@ -1098,46 +554,10 @@
                 <w:webHidden/>
               </w:rPr>
               <w:tab/>
-            </w:r>
-            <w:r>
-              <w:rPr>
-                <w:noProof/>
-                <w:webHidden/>
-              </w:rPr>
               <w:fldChar w:fldCharType="begin"/>
-            </w:r>
-            <w:r>
-              <w:rPr>
-                <w:noProof/>
-                <w:webHidden/>
-              </w:rPr>
               <w:instrText xml:space="preserve"> PAGEREF _Toc234083780 \h </w:instrText>
-            </w:r>
-            <w:r>
-              <w:rPr>
-                <w:noProof/>
-                <w:webHidden/>
-              </w:rPr>
-            </w:r>
-            <w:r>
-              <w:rPr>
-                <w:noProof/>
-                <w:webHidden/>
-              </w:rPr>
               <w:fldChar w:fldCharType="separate"/>
-            </w:r>
-            <w:r>
-              <w:rPr>
-                <w:noProof/>
-                <w:webHidden/>
-              </w:rPr>
               <w:t>9</w:t>
-            </w:r>
-            <w:r>
-              <w:rPr>
-                <w:noProof/>
-                <w:webHidden/>
-              </w:rPr>
               <w:fldChar w:fldCharType="end"/>
             </w:r>
           </w:hyperlink>
@@ -1166,46 +586,10 @@
                 <w:webHidden/>
               </w:rPr>
               <w:tab/>
-            </w:r>
-            <w:r>
-              <w:rPr>
-                <w:noProof/>
-                <w:webHidden/>
-              </w:rPr>
               <w:fldChar w:fldCharType="begin"/>
-            </w:r>
-            <w:r>
-              <w:rPr>
-                <w:noProof/>
-                <w:webHidden/>
-              </w:rPr>
               <w:instrText xml:space="preserve"> PAGEREF _Toc234083781 \h </w:instrText>
-            </w:r>
-            <w:r>
-              <w:rPr>
-                <w:noProof/>
-                <w:webHidden/>
-              </w:rPr>
-            </w:r>
-            <w:r>
-              <w:rPr>
-                <w:noProof/>
-                <w:webHidden/>
-              </w:rPr>
               <w:fldChar w:fldCharType="separate"/>
-            </w:r>
-            <w:r>
-              <w:rPr>
-                <w:noProof/>
-                <w:webHidden/>
-              </w:rPr>
               <w:t>9</w:t>
-            </w:r>
-            <w:r>
-              <w:rPr>
-                <w:noProof/>
-                <w:webHidden/>
-              </w:rPr>
               <w:fldChar w:fldCharType="end"/>
             </w:r>
           </w:hyperlink>
@@ -1234,46 +618,10 @@
                 <w:webHidden/>
               </w:rPr>
               <w:tab/>
-            </w:r>
-            <w:r>
-              <w:rPr>
-                <w:noProof/>
-                <w:webHidden/>
-              </w:rPr>
               <w:fldChar w:fldCharType="begin"/>
-            </w:r>
-            <w:r>
-              <w:rPr>
-                <w:noProof/>
-                <w:webHidden/>
-              </w:rPr>
               <w:instrText xml:space="preserve"> PAGEREF _Toc234083782 \h </w:instrText>
-            </w:r>
-            <w:r>
-              <w:rPr>
-                <w:noProof/>
-                <w:webHidden/>
-              </w:rPr>
-            </w:r>
-            <w:r>
-              <w:rPr>
-                <w:noProof/>
-                <w:webHidden/>
-              </w:rPr>
               <w:fldChar w:fldCharType="separate"/>
-            </w:r>
-            <w:r>
-              <w:rPr>
-                <w:noProof/>
-                <w:webHidden/>
-              </w:rPr>
               <w:t>11</w:t>
-            </w:r>
-            <w:r>
-              <w:rPr>
-                <w:noProof/>
-                <w:webHidden/>
-              </w:rPr>
               <w:fldChar w:fldCharType="end"/>
             </w:r>
           </w:hyperlink>
@@ -1302,46 +650,10 @@
                 <w:webHidden/>
               </w:rPr>
               <w:tab/>
-            </w:r>
-            <w:r>
-              <w:rPr>
-                <w:noProof/>
-                <w:webHidden/>
-              </w:rPr>
               <w:fldChar w:fldCharType="begin"/>
-            </w:r>
-            <w:r>
-              <w:rPr>
-                <w:noProof/>
-                <w:webHidden/>
-              </w:rPr>
               <w:instrText xml:space="preserve"> PAGEREF _Toc234083783 \h </w:instrText>
-            </w:r>
-            <w:r>
-              <w:rPr>
-                <w:noProof/>
-                <w:webHidden/>
-              </w:rPr>
-            </w:r>
-            <w:r>
-              <w:rPr>
-                <w:noProof/>
-                <w:webHidden/>
-              </w:rPr>
               <w:fldChar w:fldCharType="separate"/>
-            </w:r>
-            <w:r>
-              <w:rPr>
-                <w:noProof/>
-                <w:webHidden/>
-              </w:rPr>
               <w:t>12</w:t>
-            </w:r>
-            <w:r>
-              <w:rPr>
-                <w:noProof/>
-                <w:webHidden/>
-              </w:rPr>
               <w:fldChar w:fldCharType="end"/>
             </w:r>
           </w:hyperlink>
@@ -1370,46 +682,10 @@
                 <w:webHidden/>
               </w:rPr>
               <w:tab/>
-            </w:r>
-            <w:r>
-              <w:rPr>
-                <w:noProof/>
-                <w:webHidden/>
-              </w:rPr>
               <w:fldChar w:fldCharType="begin"/>
-            </w:r>
-            <w:r>
-              <w:rPr>
-                <w:noProof/>
-                <w:webHidden/>
-              </w:rPr>
               <w:instrText xml:space="preserve"> PAGEREF _Toc234083784 \h </w:instrText>
-            </w:r>
-            <w:r>
-              <w:rPr>
-                <w:noProof/>
-                <w:webHidden/>
-              </w:rPr>
-            </w:r>
-            <w:r>
-              <w:rPr>
-                <w:noProof/>
-                <w:webHidden/>
-              </w:rPr>
               <w:fldChar w:fldCharType="separate"/>
-            </w:r>
-            <w:r>
-              <w:rPr>
-                <w:noProof/>
-                <w:webHidden/>
-              </w:rPr>
               <w:t>12</w:t>
-            </w:r>
-            <w:r>
-              <w:rPr>
-                <w:noProof/>
-                <w:webHidden/>
-              </w:rPr>
               <w:fldChar w:fldCharType="end"/>
             </w:r>
           </w:hyperlink>
@@ -1438,46 +714,10 @@
                 <w:webHidden/>
               </w:rPr>
               <w:tab/>
-            </w:r>
-            <w:r>
-              <w:rPr>
-                <w:noProof/>
-                <w:webHidden/>
-              </w:rPr>
               <w:fldChar w:fldCharType="begin"/>
-            </w:r>
-            <w:r>
-              <w:rPr>
-                <w:noProof/>
-                <w:webHidden/>
-              </w:rPr>
               <w:instrText xml:space="preserve"> PAGEREF _Toc234083785 \h </w:instrText>
-            </w:r>
-            <w:r>
-              <w:rPr>
-                <w:noProof/>
-                <w:webHidden/>
-              </w:rPr>
-            </w:r>
-            <w:r>
-              <w:rPr>
-                <w:noProof/>
-                <w:webHidden/>
-              </w:rPr>
               <w:fldChar w:fldCharType="separate"/>
-            </w:r>
-            <w:r>
-              <w:rPr>
-                <w:noProof/>
-                <w:webHidden/>
-              </w:rPr>
               <w:t>13</w:t>
-            </w:r>
-            <w:r>
-              <w:rPr>
-                <w:noProof/>
-                <w:webHidden/>
-              </w:rPr>
               <w:fldChar w:fldCharType="end"/>
             </w:r>
           </w:hyperlink>
@@ -1506,46 +746,10 @@
                 <w:webHidden/>
               </w:rPr>
               <w:tab/>
-            </w:r>
-            <w:r>
-              <w:rPr>
-                <w:noProof/>
-                <w:webHidden/>
-              </w:rPr>
               <w:fldChar w:fldCharType="begin"/>
-            </w:r>
-            <w:r>
-              <w:rPr>
-                <w:noProof/>
-                <w:webHidden/>
-              </w:rPr>
               <w:instrText xml:space="preserve"> PAGEREF _Toc234083786 \h </w:instrText>
-            </w:r>
-            <w:r>
-              <w:rPr>
-                <w:noProof/>
-                <w:webHidden/>
-              </w:rPr>
-            </w:r>
-            <w:r>
-              <w:rPr>
-                <w:noProof/>
-                <w:webHidden/>
-              </w:rPr>
               <w:fldChar w:fldCharType="separate"/>
-            </w:r>
-            <w:r>
-              <w:rPr>
-                <w:noProof/>
-                <w:webHidden/>
-              </w:rPr>
               <w:t>13</w:t>
-            </w:r>
-            <w:r>
-              <w:rPr>
-                <w:noProof/>
-                <w:webHidden/>
-              </w:rPr>
               <w:fldChar w:fldCharType="end"/>
             </w:r>
           </w:hyperlink>
@@ -1574,46 +778,10 @@
                 <w:webHidden/>
               </w:rPr>
               <w:tab/>
-            </w:r>
-            <w:r>
-              <w:rPr>
-                <w:noProof/>
-                <w:webHidden/>
-              </w:rPr>
               <w:fldChar w:fldCharType="begin"/>
-            </w:r>
-            <w:r>
-              <w:rPr>
-                <w:noProof/>
-                <w:webHidden/>
-              </w:rPr>
               <w:instrText xml:space="preserve"> PAGEREF _Toc234083787 \h </w:instrText>
-            </w:r>
-            <w:r>
-              <w:rPr>
-                <w:noProof/>
-                <w:webHidden/>
-              </w:rPr>
-            </w:r>
-            <w:r>
-              <w:rPr>
-                <w:noProof/>
-                <w:webHidden/>
-              </w:rPr>
               <w:fldChar w:fldCharType="separate"/>
-            </w:r>
-            <w:r>
-              <w:rPr>
-                <w:noProof/>
-                <w:webHidden/>
-              </w:rPr>
               <w:t>14</w:t>
-            </w:r>
-            <w:r>
-              <w:rPr>
-                <w:noProof/>
-                <w:webHidden/>
-              </w:rPr>
               <w:fldChar w:fldCharType="end"/>
             </w:r>
           </w:hyperlink>
@@ -1642,46 +810,10 @@
                 <w:webHidden/>
               </w:rPr>
               <w:tab/>
-            </w:r>
-            <w:r>
-              <w:rPr>
-                <w:noProof/>
-                <w:webHidden/>
-              </w:rPr>
               <w:fldChar w:fldCharType="begin"/>
-            </w:r>
-            <w:r>
-              <w:rPr>
-                <w:noProof/>
-                <w:webHidden/>
-              </w:rPr>
               <w:instrText xml:space="preserve"> PAGEREF _Toc234083788 \h </w:instrText>
-            </w:r>
-            <w:r>
-              <w:rPr>
-                <w:noProof/>
-                <w:webHidden/>
-              </w:rPr>
-            </w:r>
-            <w:r>
-              <w:rPr>
-                <w:noProof/>
-                <w:webHidden/>
-              </w:rPr>
               <w:fldChar w:fldCharType="separate"/>
-            </w:r>
-            <w:r>
-              <w:rPr>
-                <w:noProof/>
-                <w:webHidden/>
-              </w:rPr>
               <w:t>14</w:t>
-            </w:r>
-            <w:r>
-              <w:rPr>
-                <w:noProof/>
-                <w:webHidden/>
-              </w:rPr>
               <w:fldChar w:fldCharType="end"/>
             </w:r>
           </w:hyperlink>
@@ -1710,46 +842,10 @@
                 <w:webHidden/>
               </w:rPr>
               <w:tab/>
-            </w:r>
-            <w:r>
-              <w:rPr>
-                <w:noProof/>
-                <w:webHidden/>
-              </w:rPr>
               <w:fldChar w:fldCharType="begin"/>
-            </w:r>
-            <w:r>
-              <w:rPr>
-                <w:noProof/>
-                <w:webHidden/>
-              </w:rPr>
               <w:instrText xml:space="preserve"> PAGEREF _Toc234083789 \h </w:instrText>
-            </w:r>
-            <w:r>
-              <w:rPr>
-                <w:noProof/>
-                <w:webHidden/>
-              </w:rPr>
-            </w:r>
-            <w:r>
-              <w:rPr>
-                <w:noProof/>
-                <w:webHidden/>
-              </w:rPr>
               <w:fldChar w:fldCharType="separate"/>
-            </w:r>
-            <w:r>
-              <w:rPr>
-                <w:noProof/>
-                <w:webHidden/>
-              </w:rPr>
               <w:t>15</w:t>
-            </w:r>
-            <w:r>
-              <w:rPr>
-                <w:noProof/>
-                <w:webHidden/>
-              </w:rPr>
               <w:fldChar w:fldCharType="end"/>
             </w:r>
           </w:hyperlink>
@@ -1778,46 +874,10 @@
                 <w:webHidden/>
               </w:rPr>
               <w:tab/>
-            </w:r>
-            <w:r>
-              <w:rPr>
-                <w:noProof/>
-                <w:webHidden/>
-              </w:rPr>
               <w:fldChar w:fldCharType="begin"/>
-            </w:r>
-            <w:r>
-              <w:rPr>
-                <w:noProof/>
-                <w:webHidden/>
-              </w:rPr>
               <w:instrText xml:space="preserve"> PAGEREF _Toc234083790 \h </w:instrText>
-            </w:r>
-            <w:r>
-              <w:rPr>
-                <w:noProof/>
-                <w:webHidden/>
-              </w:rPr>
-            </w:r>
-            <w:r>
-              <w:rPr>
-                <w:noProof/>
-                <w:webHidden/>
-              </w:rPr>
               <w:fldChar w:fldCharType="separate"/>
-            </w:r>
-            <w:r>
-              <w:rPr>
-                <w:noProof/>
-                <w:webHidden/>
-              </w:rPr>
               <w:t>16</w:t>
-            </w:r>
-            <w:r>
-              <w:rPr>
-                <w:noProof/>
-                <w:webHidden/>
-              </w:rPr>
               <w:fldChar w:fldCharType="end"/>
             </w:r>
           </w:hyperlink>
@@ -1846,46 +906,10 @@
                 <w:webHidden/>
               </w:rPr>
               <w:tab/>
-            </w:r>
-            <w:r>
-              <w:rPr>
-                <w:noProof/>
-                <w:webHidden/>
-              </w:rPr>
               <w:fldChar w:fldCharType="begin"/>
-            </w:r>
-            <w:r>
-              <w:rPr>
-                <w:noProof/>
-                <w:webHidden/>
-              </w:rPr>
               <w:instrText xml:space="preserve"> PAGEREF _Toc234083791 \h </w:instrText>
-            </w:r>
-            <w:r>
-              <w:rPr>
-                <w:noProof/>
-                <w:webHidden/>
-              </w:rPr>
-            </w:r>
-            <w:r>
-              <w:rPr>
-                <w:noProof/>
-                <w:webHidden/>
-              </w:rPr>
               <w:fldChar w:fldCharType="separate"/>
-            </w:r>
-            <w:r>
-              <w:rPr>
-                <w:noProof/>
-                <w:webHidden/>
-              </w:rPr>
               <w:t>16</w:t>
-            </w:r>
-            <w:r>
-              <w:rPr>
-                <w:noProof/>
-                <w:webHidden/>
-              </w:rPr>
               <w:fldChar w:fldCharType="end"/>
             </w:r>
           </w:hyperlink>
@@ -1914,46 +938,10 @@
                 <w:webHidden/>
               </w:rPr>
               <w:tab/>
-            </w:r>
-            <w:r>
-              <w:rPr>
-                <w:noProof/>
-                <w:webHidden/>
-              </w:rPr>
               <w:fldChar w:fldCharType="begin"/>
-            </w:r>
-            <w:r>
-              <w:rPr>
-                <w:noProof/>
-                <w:webHidden/>
-              </w:rPr>
               <w:instrText xml:space="preserve"> PAGEREF _Toc234083792 \h </w:instrText>
-            </w:r>
-            <w:r>
-              <w:rPr>
-                <w:noProof/>
-                <w:webHidden/>
-              </w:rPr>
-            </w:r>
-            <w:r>
-              <w:rPr>
-                <w:noProof/>
-                <w:webHidden/>
-              </w:rPr>
               <w:fldChar w:fldCharType="separate"/>
-            </w:r>
-            <w:r>
-              <w:rPr>
-                <w:noProof/>
-                <w:webHidden/>
-              </w:rPr>
               <w:t>18</w:t>
-            </w:r>
-            <w:r>
-              <w:rPr>
-                <w:noProof/>
-                <w:webHidden/>
-              </w:rPr>
               <w:fldChar w:fldCharType="end"/>
             </w:r>
           </w:hyperlink>
@@ -1982,46 +970,10 @@
                 <w:webHidden/>
               </w:rPr>
               <w:tab/>
-            </w:r>
-            <w:r>
-              <w:rPr>
-                <w:noProof/>
-                <w:webHidden/>
-              </w:rPr>
               <w:fldChar w:fldCharType="begin"/>
-            </w:r>
-            <w:r>
-              <w:rPr>
-                <w:noProof/>
-                <w:webHidden/>
-              </w:rPr>
               <w:instrText xml:space="preserve"> PAGEREF _Toc234083793 \h </w:instrText>
-            </w:r>
-            <w:r>
-              <w:rPr>
-                <w:noProof/>
-                <w:webHidden/>
-              </w:rPr>
-            </w:r>
-            <w:r>
-              <w:rPr>
-                <w:noProof/>
-                <w:webHidden/>
-              </w:rPr>
               <w:fldChar w:fldCharType="separate"/>
-            </w:r>
-            <w:r>
-              <w:rPr>
-                <w:noProof/>
-                <w:webHidden/>
-              </w:rPr>
               <w:t>18</w:t>
-            </w:r>
-            <w:r>
-              <w:rPr>
-                <w:noProof/>
-                <w:webHidden/>
-              </w:rPr>
               <w:fldChar w:fldCharType="end"/>
             </w:r>
           </w:hyperlink>
@@ -2050,46 +1002,10 @@
                 <w:webHidden/>
               </w:rPr>
               <w:tab/>
-            </w:r>
-            <w:r>
-              <w:rPr>
-                <w:noProof/>
-                <w:webHidden/>
-              </w:rPr>
               <w:fldChar w:fldCharType="begin"/>
-            </w:r>
-            <w:r>
-              <w:rPr>
-                <w:noProof/>
-                <w:webHidden/>
-              </w:rPr>
               <w:instrText xml:space="preserve"> PAGEREF _Toc234083794 \h </w:instrText>
-            </w:r>
-            <w:r>
-              <w:rPr>
-                <w:noProof/>
-                <w:webHidden/>
-              </w:rPr>
-            </w:r>
-            <w:r>
-              <w:rPr>
-                <w:noProof/>
-                <w:webHidden/>
-              </w:rPr>
               <w:fldChar w:fldCharType="separate"/>
-            </w:r>
-            <w:r>
-              <w:rPr>
-                <w:noProof/>
-                <w:webHidden/>
-              </w:rPr>
               <w:t>19</w:t>
-            </w:r>
-            <w:r>
-              <w:rPr>
-                <w:noProof/>
-                <w:webHidden/>
-              </w:rPr>
               <w:fldChar w:fldCharType="end"/>
             </w:r>
           </w:hyperlink>
@@ -2146,49 +1062,17 @@
     </w:p>
     <w:p>
       <w:r>
-        <w:t xml:space="preserve">3. Candidates / </w:t>
-      </w:r>
-      <w:proofErr w:type="spellStart"/>
-      <w:r>
-        <w:t>Candidates_relaxed</w:t>
-      </w:r>
-      <w:proofErr w:type="spellEnd"/>
-      <w:r>
-        <w:t xml:space="preserve"> / </w:t>
-      </w:r>
-      <w:proofErr w:type="spellStart"/>
-      <w:r>
-        <w:t>No_hit</w:t>
-      </w:r>
-      <w:proofErr w:type="spellEnd"/>
-      <w:r>
-        <w:t xml:space="preserve"> などの候補分類</w:t>
-      </w:r>
-    </w:p>
-    <w:p>
-      <w:r>
-        <w:t xml:space="preserve">4. GFFによる </w:t>
-      </w:r>
-      <w:proofErr w:type="spellStart"/>
-      <w:r>
-        <w:t>old_locus_tag</w:t>
-      </w:r>
-      <w:proofErr w:type="spellEnd"/>
-      <w:r>
-        <w:t xml:space="preserve"> / 遺伝子座標の付与</w:t>
-      </w:r>
-    </w:p>
-    <w:p>
-      <w:r>
-        <w:t xml:space="preserve">5. </w:t>
-      </w:r>
-      <w:proofErr w:type="spellStart"/>
-      <w:r>
-        <w:t>Pfam</w:t>
-      </w:r>
-      <w:proofErr w:type="spellEnd"/>
-      <w:r>
-        <w:t>/CDDなどのドメイン注釈</w:t>
+        <w:t xml:space="preserve">3. Candidates / Candidates_relaxed / No_hit などの候補分類</w:t>
+      </w:r>
+    </w:p>
+    <w:p>
+      <w:r>
+        <w:t xml:space="preserve">4. GFFによる old_locus_tag / 遺伝子座標の付与</w:t>
+      </w:r>
+    </w:p>
+    <w:p>
+      <w:r>
+        <w:t xml:space="preserve">5. Pfam/CDDなどのドメイン注釈</w:t>
       </w:r>
     </w:p>
     <w:p>
@@ -2331,13 +1215,8 @@
       </w:r>
     </w:p>
     <w:p>
-      <w:proofErr w:type="spellStart"/>
-      <w:r>
-        <w:t>wsl</w:t>
-      </w:r>
-      <w:proofErr w:type="spellEnd"/>
-      <w:r>
-        <w:t xml:space="preserve"> --install</w:t>
+      <w:r>
+        <w:t xml:space="preserve">wsl --install</w:t>
       </w:r>
     </w:p>
     <w:p>
@@ -2351,23 +1230,13 @@
       </w:r>
     </w:p>
     <w:p>
-      <w:proofErr w:type="spellStart"/>
-      <w:r>
-        <w:t>sudo</w:t>
-      </w:r>
-      <w:proofErr w:type="spellEnd"/>
-      <w:r>
-        <w:t xml:space="preserve"> apt update</w:t>
-      </w:r>
-    </w:p>
-    <w:p>
-      <w:proofErr w:type="spellStart"/>
-      <w:r>
-        <w:t>sudo</w:t>
-      </w:r>
-      <w:proofErr w:type="spellEnd"/>
-      <w:r>
-        <w:t xml:space="preserve"> apt upgrade -y</w:t>
+      <w:r>
+        <w:t xml:space="preserve">sudo apt update</w:t>
+      </w:r>
+    </w:p>
+    <w:p>
+      <w:r>
+        <w:t xml:space="preserve">sudo apt upgrade -y</w:t>
       </w:r>
     </w:p>
     <w:p>
@@ -2376,21 +1245,8 @@
       </w:r>
     </w:p>
     <w:p>
-      <w:proofErr w:type="spellStart"/>
-      <w:r>
-        <w:t>sudo</w:t>
-      </w:r>
-      <w:proofErr w:type="spellEnd"/>
-      <w:r>
-        <w:t xml:space="preserve"> apt install -y git python3 python3-venv python3-pip </w:t>
-      </w:r>
-      <w:proofErr w:type="spellStart"/>
-      <w:r>
-        <w:t>ncbi</w:t>
-      </w:r>
-      <w:proofErr w:type="spellEnd"/>
-      <w:r>
-        <w:t>-blast+</w:t>
+      <w:r>
+        <w:t xml:space="preserve">sudo apt install -y git python3 python3-venv python3-pip ncbi-blast+</w:t>
       </w:r>
     </w:p>
     <w:p>
@@ -2399,23 +1255,13 @@
       </w:r>
     </w:p>
     <w:p>
-      <w:proofErr w:type="spellStart"/>
-      <w:r>
-        <w:t>blastp</w:t>
-      </w:r>
-      <w:proofErr w:type="spellEnd"/>
-      <w:r>
-        <w:t xml:space="preserve"> -version</w:t>
-      </w:r>
-    </w:p>
-    <w:p>
-      <w:proofErr w:type="spellStart"/>
-      <w:r>
-        <w:t>makeblastdb</w:t>
-      </w:r>
-      <w:proofErr w:type="spellEnd"/>
-      <w:r>
-        <w:t xml:space="preserve"> -version</w:t>
+      <w:r>
+        <w:t xml:space="preserve">blastp -version</w:t>
+      </w:r>
+    </w:p>
+    <w:p>
+      <w:r>
+        <w:t xml:space="preserve">makeblastdb -version</w:t>
       </w:r>
     </w:p>
     <w:p>
@@ -2449,15 +1295,7 @@
     </w:p>
     <w:p>
       <w:r>
-        <w:t>cd /</w:t>
-      </w:r>
-      <w:proofErr w:type="spellStart"/>
-      <w:r>
-        <w:t>mnt</w:t>
-      </w:r>
-      <w:proofErr w:type="spellEnd"/>
-      <w:r>
-        <w:t>/c/Users/nyako/Documents/GitHub</w:t>
+        <w:t>cd /mnt/c/Users/nyako/Documents/GitHub</w:t>
       </w:r>
     </w:p>
     <w:p>
@@ -2482,15 +1320,7 @@
     </w:p>
     <w:p>
       <w:r>
-        <w:t>cd /</w:t>
-      </w:r>
-      <w:proofErr w:type="spellStart"/>
-      <w:r>
-        <w:t>mnt</w:t>
-      </w:r>
-      <w:proofErr w:type="spellEnd"/>
-      <w:r>
-        <w:t>/c/Users/nyako/Documents/GitHub/ProteinHunter_v5</w:t>
+        <w:t>cd /mnt/c/Users/nyako/Documents/GitHub/ProteinHunter_v5</w:t>
       </w:r>
     </w:p>
     <w:p>
@@ -2519,21 +1349,8 @@
     </w:p>
     <w:p>
       <w:r>
-        <w:t xml:space="preserve">python3 -m </w:t>
-      </w:r>
-      <w:proofErr w:type="spellStart"/>
-      <w:r>
-        <w:t>venv</w:t>
-      </w:r>
-      <w:proofErr w:type="spellEnd"/>
-      <w:r>
-        <w:t xml:space="preserve"> .</w:t>
-      </w:r>
-      <w:proofErr w:type="spellStart"/>
-      <w:r>
-        <w:t>venv</w:t>
-      </w:r>
-      <w:proofErr w:type="spellEnd"/>
+        <w:t xml:space="preserve">python3 -m venv .venv</w:t>
+      </w:r>
     </w:p>
     <w:p>
       <w:r>
@@ -2542,15 +1359,7 @@
     </w:p>
     <w:p>
       <w:r>
-        <w:t>source .</w:t>
-      </w:r>
-      <w:proofErr w:type="spellStart"/>
-      <w:r>
-        <w:t>venv</w:t>
-      </w:r>
-      <w:proofErr w:type="spellEnd"/>
-      <w:r>
-        <w:t>/bin/activate</w:t>
+        <w:t>source .venv/bin/activate</w:t>
       </w:r>
     </w:p>
     <w:p>
@@ -2560,29 +1369,13 @@
     </w:p>
     <w:p>
       <w:r>
-        <w:t>(.</w:t>
-      </w:r>
-      <w:proofErr w:type="spellStart"/>
-      <w:r>
-        <w:t>venv</w:t>
-      </w:r>
-      <w:proofErr w:type="spellEnd"/>
-      <w:r>
-        <w:t>)</w:t>
+        <w:t>(.venv)</w:t>
       </w:r>
     </w:p>
     <w:p>
       <w:r>
         <w:lastRenderedPageBreak/>
-        <w:t>もし (base) も出ていても、.</w:t>
-      </w:r>
-      <w:proofErr w:type="spellStart"/>
-      <w:r>
-        <w:t>venv</w:t>
-      </w:r>
-      <w:proofErr w:type="spellEnd"/>
-      <w:r>
-        <w:t xml:space="preserve"> が有効なら基本的には大丈夫です。</w:t>
+        <w:t xml:space="preserve">もし (base) も出ていても、.venv が有効なら基本的には大丈夫です。</w:t>
       </w:r>
     </w:p>
     <w:p>
@@ -2592,23 +1385,7 @@
     </w:p>
     <w:p>
       <w:r>
-        <w:t>(.</w:t>
-      </w:r>
-      <w:proofErr w:type="spellStart"/>
-      <w:r>
-        <w:t>venv</w:t>
-      </w:r>
-      <w:proofErr w:type="spellEnd"/>
-      <w:r>
-        <w:t xml:space="preserve">) (base) </w:t>
-      </w:r>
-      <w:proofErr w:type="spellStart"/>
-      <w:r>
-        <w:t>nyako@DESKTOP</w:t>
-      </w:r>
-      <w:proofErr w:type="spellEnd"/>
-      <w:r>
-        <w:t>...</w:t>
+        <w:t xml:space="preserve">(.venv) (base) nyako@DESKTOP...</w:t>
       </w:r>
     </w:p>
     <w:p>
@@ -2628,15 +1405,7 @@
     </w:p>
     <w:p>
       <w:r>
-        <w:t>.</w:t>
-      </w:r>
-      <w:proofErr w:type="spellStart"/>
-      <w:r>
-        <w:t>venv</w:t>
-      </w:r>
-      <w:proofErr w:type="spellEnd"/>
-      <w:r>
-        <w:t xml:space="preserve"> 内のPythonになっていればOKです。</w:t>
+        <w:t xml:space="preserve">.venv 内のPythonになっていればOKです。</w:t>
       </w:r>
     </w:p>
     <w:p>
@@ -2674,11 +1443,9 @@
       </w:r>
     </w:p>
     <w:p>
-      <w:proofErr w:type="spellStart"/>
       <w:r>
         <w:t>biopython</w:t>
       </w:r>
-      <w:proofErr w:type="spellEnd"/>
     </w:p>
     <w:p>
       <w:r>
@@ -2691,39 +1458,29 @@
       </w:r>
     </w:p>
     <w:p>
-      <w:proofErr w:type="spellStart"/>
       <w:r>
         <w:t>pyyaml</w:t>
       </w:r>
-      <w:proofErr w:type="spellEnd"/>
-    </w:p>
-    <w:p>
-      <w:proofErr w:type="spellStart"/>
+    </w:p>
+    <w:p>
       <w:r>
         <w:t>openpyxl</w:t>
       </w:r>
-      <w:proofErr w:type="spellEnd"/>
-    </w:p>
-    <w:p>
-      <w:proofErr w:type="spellStart"/>
+    </w:p>
+    <w:p>
       <w:r>
         <w:t>numpy</w:t>
       </w:r>
-      <w:proofErr w:type="spellEnd"/>
-    </w:p>
-    <w:p>
-      <w:proofErr w:type="spellStart"/>
+    </w:p>
+    <w:p>
       <w:r>
         <w:t>tqdm</w:t>
       </w:r>
-      <w:proofErr w:type="spellEnd"/>
-    </w:p>
-    <w:p>
-      <w:proofErr w:type="spellStart"/>
+    </w:p>
+    <w:p>
       <w:r>
         <w:t>pytest</w:t>
       </w:r>
-      <w:proofErr w:type="spellEnd"/>
     </w:p>
     <w:p>
       <w:r>
@@ -2751,15 +1508,7 @@
     </w:p>
     <w:p>
       <w:r>
-        <w:t>.</w:t>
-      </w:r>
-      <w:proofErr w:type="spellStart"/>
-      <w:r>
-        <w:t>venv</w:t>
-      </w:r>
-      <w:proofErr w:type="spellEnd"/>
-      <w:r>
-        <w:t>/bin/python main.py --check-only</w:t>
+        <w:t>.venv/bin/python main.py --check-only</w:t>
       </w:r>
     </w:p>
     <w:p>
@@ -2794,42 +1543,13 @@
     </w:p>
     <w:p>
       <w:r>
-        <w:t>.</w:t>
-      </w:r>
-      <w:proofErr w:type="spellStart"/>
-      <w:r>
-        <w:t>venv</w:t>
-      </w:r>
-      <w:proofErr w:type="spellEnd"/>
-      <w:r>
-        <w:t xml:space="preserve">/bin/python main.py --config </w:t>
-      </w:r>
-      <w:proofErr w:type="spellStart"/>
-      <w:r>
-        <w:t>config.demo.yaml</w:t>
-      </w:r>
-      <w:proofErr w:type="spellEnd"/>
-      <w:r>
-        <w:t xml:space="preserve"> --check-only</w:t>
-      </w:r>
-    </w:p>
-    <w:p>
-      <w:r>
-        <w:t>.</w:t>
-      </w:r>
-      <w:proofErr w:type="spellStart"/>
-      <w:r>
-        <w:t>venv</w:t>
-      </w:r>
-      <w:proofErr w:type="spellEnd"/>
-      <w:r>
-        <w:t xml:space="preserve">/bin/python main.py --config </w:t>
-      </w:r>
-      <w:proofErr w:type="spellStart"/>
-      <w:r>
-        <w:t>config.demo.yaml</w:t>
-      </w:r>
-      <w:proofErr w:type="spellEnd"/>
+        <w:t xml:space="preserve">.venv/bin/python main.py --config config.demo.yaml --check-only</w:t>
+      </w:r>
+    </w:p>
+    <w:p>
+      <w:r>
+        <w:t xml:space="preserve">.venv/bin/python main.py --config config.demo.yaml</w:t>
+      </w:r>
     </w:p>
     <w:p>
       <w:r>
@@ -2839,23 +1559,7 @@
     </w:p>
     <w:p>
       <w:r>
-        <w:t>.</w:t>
-      </w:r>
-      <w:proofErr w:type="spellStart"/>
-      <w:r>
-        <w:t>venv</w:t>
-      </w:r>
-      <w:proofErr w:type="spellEnd"/>
-      <w:r>
-        <w:t xml:space="preserve">/bin/python -m </w:t>
-      </w:r>
-      <w:proofErr w:type="spellStart"/>
-      <w:r>
-        <w:t>pytest</w:t>
-      </w:r>
-      <w:proofErr w:type="spellEnd"/>
-      <w:r>
-        <w:t xml:space="preserve"> tests -q</w:t>
+        <w:t xml:space="preserve">.venv/bin/python -m pytest tests -q</w:t>
       </w:r>
     </w:p>
     <w:p>
@@ -2884,33 +1588,18 @@
     </w:p>
     <w:p>
       <w:r>
-        <w:t xml:space="preserve">target生物の </w:t>
-      </w:r>
-      <w:proofErr w:type="spellStart"/>
-      <w:r>
-        <w:t>protein.faa</w:t>
-      </w:r>
-      <w:proofErr w:type="spellEnd"/>
-    </w:p>
-    <w:p>
-      <w:r>
-        <w:t xml:space="preserve">positive群の </w:t>
-      </w:r>
-      <w:proofErr w:type="spellStart"/>
-      <w:r>
-        <w:t>protein.faa</w:t>
-      </w:r>
-      <w:proofErr w:type="spellEnd"/>
-    </w:p>
-    <w:p>
-      <w:r>
-        <w:t xml:space="preserve">negative群の </w:t>
-      </w:r>
-      <w:proofErr w:type="spellStart"/>
-      <w:r>
-        <w:t>protein.faa</w:t>
-      </w:r>
-      <w:proofErr w:type="spellEnd"/>
+        <w:t xml:space="preserve">target生物の protein.faa</w:t>
+      </w:r>
+    </w:p>
+    <w:p>
+      <w:r>
+        <w:t xml:space="preserve">positive群の protein.faa</w:t>
+      </w:r>
+    </w:p>
+    <w:p>
+      <w:r>
+        <w:t xml:space="preserve">negative群の protein.faa</w:t>
+      </w:r>
     </w:p>
     <w:p>
       <w:r>
@@ -2934,13 +1623,8 @@
     </w:p>
     <w:p>
       <w:r>
-        <w:t xml:space="preserve">    </w:t>
-      </w:r>
-      <w:proofErr w:type="spellStart"/>
-      <w:r>
-        <w:t>genome.gff</w:t>
-      </w:r>
-      <w:proofErr w:type="spellEnd"/>
+        <w:t xml:space="preserve">    genome.gff</w:t>
+      </w:r>
     </w:p>
     <w:p/>
     <w:p>
@@ -2955,28 +1639,12 @@
     </w:p>
     <w:p>
       <w:r>
-        <w:t xml:space="preserve">      </w:t>
-      </w:r>
-      <w:proofErr w:type="spellStart"/>
-      <w:r>
-        <w:t>methanosarcina_acetivorans</w:t>
-      </w:r>
-      <w:proofErr w:type="spellEnd"/>
-      <w:r>
-        <w:t>/</w:t>
-      </w:r>
-    </w:p>
-    <w:p>
-      <w:r>
-        <w:t xml:space="preserve">        </w:t>
-      </w:r>
-      <w:proofErr w:type="spellStart"/>
-      <w:r>
-        <w:t>ncbi_dataset</w:t>
-      </w:r>
-      <w:proofErr w:type="spellEnd"/>
-      <w:r>
-        <w:t>/</w:t>
+        <w:t xml:space="preserve">      methanosarcina_acetivorans/</w:t>
+      </w:r>
+    </w:p>
+    <w:p>
+      <w:r>
+        <w:t xml:space="preserve">        ncbi_dataset/</w:t>
       </w:r>
     </w:p>
     <w:p>
@@ -2991,13 +1659,8 @@
     </w:p>
     <w:p>
       <w:r>
-        <w:t xml:space="preserve">            </w:t>
-      </w:r>
-      <w:proofErr w:type="spellStart"/>
-      <w:r>
-        <w:t>protein.faa</w:t>
-      </w:r>
-      <w:proofErr w:type="spellEnd"/>
+        <w:t xml:space="preserve">            protein.faa</w:t>
+      </w:r>
     </w:p>
     <w:p/>
     <w:p>
@@ -3007,28 +1670,12 @@
     </w:p>
     <w:p>
       <w:r>
-        <w:t xml:space="preserve">      </w:t>
-      </w:r>
-      <w:proofErr w:type="spellStart"/>
-      <w:r>
-        <w:t>organism_A</w:t>
-      </w:r>
-      <w:proofErr w:type="spellEnd"/>
-      <w:r>
-        <w:t>/</w:t>
-      </w:r>
-    </w:p>
-    <w:p>
-      <w:r>
-        <w:t xml:space="preserve">        </w:t>
-      </w:r>
-      <w:proofErr w:type="spellStart"/>
-      <w:r>
-        <w:t>ncbi_dataset</w:t>
-      </w:r>
-      <w:proofErr w:type="spellEnd"/>
-      <w:r>
-        <w:t>/</w:t>
+        <w:t xml:space="preserve">      organism_A/</w:t>
+      </w:r>
+    </w:p>
+    <w:p>
+      <w:r>
+        <w:t xml:space="preserve">        ncbi_dataset/</w:t>
       </w:r>
     </w:p>
     <w:p>
@@ -3043,13 +1690,8 @@
     </w:p>
     <w:p>
       <w:r>
-        <w:t xml:space="preserve">            </w:t>
-      </w:r>
-      <w:proofErr w:type="spellStart"/>
-      <w:r>
-        <w:t>protein.faa</w:t>
-      </w:r>
-      <w:proofErr w:type="spellEnd"/>
+        <w:t xml:space="preserve">            protein.faa</w:t>
+      </w:r>
     </w:p>
     <w:p/>
     <w:p>
@@ -3059,28 +1701,12 @@
     </w:p>
     <w:p>
       <w:r>
-        <w:t xml:space="preserve">      </w:t>
-      </w:r>
-      <w:proofErr w:type="spellStart"/>
-      <w:r>
-        <w:t>organism_B</w:t>
-      </w:r>
-      <w:proofErr w:type="spellEnd"/>
-      <w:r>
-        <w:t>/</w:t>
-      </w:r>
-    </w:p>
-    <w:p>
-      <w:r>
-        <w:t xml:space="preserve">        </w:t>
-      </w:r>
-      <w:proofErr w:type="spellStart"/>
-      <w:r>
-        <w:t>ncbi_dataset</w:t>
-      </w:r>
-      <w:proofErr w:type="spellEnd"/>
-      <w:r>
-        <w:t>/</w:t>
+        <w:t xml:space="preserve">      organism_B/</w:t>
+      </w:r>
+    </w:p>
+    <w:p>
+      <w:r>
+        <w:t xml:space="preserve">        ncbi_dataset/</w:t>
       </w:r>
     </w:p>
     <w:p>
@@ -3096,22 +1722,12 @@
     <w:p>
       <w:r>
         <w:lastRenderedPageBreak/>
-        <w:t xml:space="preserve">            </w:t>
-      </w:r>
-      <w:proofErr w:type="spellStart"/>
-      <w:r>
-        <w:t>protein.faa</w:t>
-      </w:r>
-      <w:proofErr w:type="spellEnd"/>
-    </w:p>
-    <w:p>
-      <w:proofErr w:type="spellStart"/>
-      <w:r>
-        <w:t>input_mode</w:t>
-      </w:r>
-      <w:proofErr w:type="spellEnd"/>
-      <w:r>
-        <w:t>: directory の場合、各フォルダ名が source label として使われます。</w:t>
+        <w:t xml:space="preserve">            protein.faa</w:t>
+      </w:r>
+    </w:p>
+    <w:p>
+      <w:r>
+        <w:t>input_mode: directory の場合、各フォルダ名が source label として使われます。</w:t>
       </w:r>
     </w:p>
     <w:p>
@@ -3129,29 +1745,13 @@
       </w:pPr>
       <w:bookmarkStart w:id="9" w:name="_Toc234083774"/>
       <w:r>
-        <w:t xml:space="preserve">8. </w:t>
-      </w:r>
-      <w:proofErr w:type="spellStart"/>
-      <w:r>
-        <w:t>config.yaml</w:t>
-      </w:r>
-      <w:proofErr w:type="spellEnd"/>
-      <w:r>
-        <w:t xml:space="preserve"> の基本設定</w:t>
+        <w:t xml:space="preserve">8. config.yaml の基本設定</w:t>
       </w:r>
       <w:bookmarkEnd w:id="9"/>
     </w:p>
     <w:p>
       <w:r>
-        <w:t xml:space="preserve">解析設定は </w:t>
-      </w:r>
-      <w:proofErr w:type="spellStart"/>
-      <w:r>
-        <w:t>config.yaml</w:t>
-      </w:r>
-      <w:proofErr w:type="spellEnd"/>
-      <w:r>
-        <w:t xml:space="preserve"> で行います。</w:t>
+        <w:t xml:space="preserve">解析設定は config.yaml で行います。</w:t>
       </w:r>
     </w:p>
     <w:p>
@@ -3160,13 +1760,8 @@
       </w:r>
     </w:p>
     <w:p>
-      <w:proofErr w:type="spellStart"/>
-      <w:r>
-        <w:t>input_mode</w:t>
-      </w:r>
-      <w:proofErr w:type="spellEnd"/>
-      <w:r>
-        <w:t>: directory</w:t>
+      <w:r>
+        <w:t>input_mode: directory</w:t>
       </w:r>
     </w:p>
     <w:p/>
@@ -3177,98 +1772,37 @@
     </w:p>
     <w:p>
       <w:r>
-        <w:t xml:space="preserve">  </w:t>
-      </w:r>
-      <w:proofErr w:type="spellStart"/>
-      <w:r>
-        <w:t>target_dir</w:t>
-      </w:r>
-      <w:proofErr w:type="spellEnd"/>
-      <w:r>
-        <w:t>: data/databases/target</w:t>
-      </w:r>
-    </w:p>
-    <w:p>
-      <w:r>
-        <w:t xml:space="preserve">  </w:t>
-      </w:r>
-      <w:proofErr w:type="spellStart"/>
-      <w:r>
-        <w:t>positive_dir</w:t>
-      </w:r>
-      <w:proofErr w:type="spellEnd"/>
-      <w:r>
-        <w:t>: data/databases/positive</w:t>
-      </w:r>
-    </w:p>
-    <w:p>
-      <w:r>
-        <w:t xml:space="preserve">  </w:t>
-      </w:r>
-      <w:proofErr w:type="spellStart"/>
-      <w:r>
-        <w:t>negative_dir</w:t>
-      </w:r>
-      <w:proofErr w:type="spellEnd"/>
-      <w:r>
-        <w:t>: data/databases/negative</w:t>
-      </w:r>
-    </w:p>
-    <w:p>
-      <w:r>
-        <w:t xml:space="preserve">  </w:t>
-      </w:r>
-      <w:proofErr w:type="spellStart"/>
-      <w:r>
-        <w:t>gff_file</w:t>
-      </w:r>
-      <w:proofErr w:type="spellEnd"/>
-      <w:r>
-        <w:t>: data/input/</w:t>
-      </w:r>
-      <w:proofErr w:type="spellStart"/>
-      <w:r>
-        <w:t>genome.gff</w:t>
-      </w:r>
-      <w:proofErr w:type="spellEnd"/>
-    </w:p>
-    <w:p>
-      <w:r>
-        <w:t xml:space="preserve">  </w:t>
-      </w:r>
-      <w:proofErr w:type="spellStart"/>
-      <w:r>
-        <w:t>output_excel</w:t>
-      </w:r>
-      <w:proofErr w:type="spellEnd"/>
-      <w:r>
-        <w:t>: data/output/ProteinHunter_results.xlsx</w:t>
-      </w:r>
-    </w:p>
-    <w:p>
-      <w:r>
-        <w:t xml:space="preserve">  </w:t>
-      </w:r>
-      <w:proofErr w:type="spellStart"/>
-      <w:r>
-        <w:t>cache_dir</w:t>
-      </w:r>
-      <w:proofErr w:type="spellEnd"/>
-      <w:r>
-        <w:t>: .cache</w:t>
-      </w:r>
-    </w:p>
-    <w:p>
-      <w:r>
-        <w:t xml:space="preserve">  </w:t>
-      </w:r>
-      <w:proofErr w:type="spellStart"/>
-      <w:r>
-        <w:t>log_dir</w:t>
-      </w:r>
-      <w:proofErr w:type="spellEnd"/>
-      <w:r>
-        <w:t>: logs</w:t>
+        <w:t xml:space="preserve">  target_dir: data/databases/target</w:t>
+      </w:r>
+    </w:p>
+    <w:p>
+      <w:r>
+        <w:t xml:space="preserve">  positive_dir: data/databases/positive</w:t>
+      </w:r>
+    </w:p>
+    <w:p>
+      <w:r>
+        <w:t xml:space="preserve">  negative_dir: data/databases/negative</w:t>
+      </w:r>
+    </w:p>
+    <w:p>
+      <w:r>
+        <w:t xml:space="preserve">  gff_file: data/input/genome.gff</w:t>
+      </w:r>
+    </w:p>
+    <w:p>
+      <w:r>
+        <w:t xml:space="preserve">  output_excel: data/output/ProteinHunter_results.xlsx</w:t>
+      </w:r>
+    </w:p>
+    <w:p>
+      <w:r>
+        <w:t xml:space="preserve">  cache_dir: .cache</w:t>
+      </w:r>
+    </w:p>
+    <w:p>
+      <w:r>
+        <w:t xml:space="preserve">  log_dir: logs</w:t>
       </w:r>
     </w:p>
     <w:p>
@@ -3283,33 +1817,12 @@
     </w:p>
     <w:p>
       <w:r>
-        <w:t xml:space="preserve">  </w:t>
-      </w:r>
-      <w:proofErr w:type="spellStart"/>
-      <w:r>
-        <w:t>gff_file</w:t>
-      </w:r>
-      <w:proofErr w:type="spellEnd"/>
-      <w:r>
-        <w:t>: data/input/</w:t>
-      </w:r>
-      <w:proofErr w:type="spellStart"/>
-      <w:r>
-        <w:t>genome.gff</w:t>
-      </w:r>
-      <w:proofErr w:type="spellEnd"/>
-    </w:p>
-    <w:p>
-      <w:r>
-        <w:t xml:space="preserve">これにより、WP_... の protein ID から MA_... の </w:t>
-      </w:r>
-      <w:proofErr w:type="spellStart"/>
-      <w:r>
-        <w:t>old_locus_tag</w:t>
-      </w:r>
-      <w:proofErr w:type="spellEnd"/>
-      <w:r>
-        <w:t xml:space="preserve"> や遺伝子座標を付けられます。</w:t>
+        <w:t xml:space="preserve">  gff_file: data/input/genome.gff</w:t>
+      </w:r>
+    </w:p>
+    <w:p>
+      <w:r>
+        <w:t xml:space="preserve">これにより、WP_... の protein ID から MA_... の old_locus_tag や遺伝子座標を付けられます。</w:t>
       </w:r>
     </w:p>
     <w:p>
@@ -3327,26 +1840,13 @@
       </w:pPr>
       <w:bookmarkStart w:id="10" w:name="_Toc234083775"/>
       <w:r>
-        <w:t xml:space="preserve">9. </w:t>
-      </w:r>
-      <w:proofErr w:type="spellStart"/>
-      <w:r>
-        <w:t>annotation_targets</w:t>
-      </w:r>
-      <w:proofErr w:type="spellEnd"/>
-      <w:r>
-        <w:t xml:space="preserve"> の意味</w:t>
+        <w:t xml:space="preserve">9. annotation_targets の意味</w:t>
       </w:r>
       <w:bookmarkEnd w:id="10"/>
     </w:p>
     <w:p>
-      <w:proofErr w:type="spellStart"/>
-      <w:r>
-        <w:t>annotation_targets</w:t>
-      </w:r>
-      <w:proofErr w:type="spellEnd"/>
-      <w:r>
-        <w:t xml:space="preserve"> は、どの候補群にどの注釈を付けるかを決める設定です。</w:t>
+      <w:r>
+        <w:t xml:space="preserve">annotation_targets は、どの候補群にどの注釈を付けるかを決める設定です。</w:t>
       </w:r>
     </w:p>
     <w:p>
@@ -3355,13 +1855,8 @@
       </w:r>
     </w:p>
     <w:p>
-      <w:proofErr w:type="spellStart"/>
-      <w:r>
-        <w:t>annotation_targets</w:t>
-      </w:r>
-      <w:proofErr w:type="spellEnd"/>
-      <w:r>
-        <w:t>:</w:t>
+      <w:r>
+        <w:t>annotation_targets:</w:t>
       </w:r>
     </w:p>
     <w:p>
@@ -3371,327 +1866,159 @@
     </w:p>
     <w:p>
       <w:r>
-        <w:t xml:space="preserve">    </w:t>
-      </w:r>
-      <w:proofErr w:type="spellStart"/>
+        <w:t xml:space="preserve">    gff: true</w:t>
+      </w:r>
+    </w:p>
+    <w:p>
+      <w:r>
+        <w:t xml:space="preserve">    pfam: true</w:t>
+      </w:r>
+    </w:p>
+    <w:p>
+      <w:r>
+        <w:t xml:space="preserve">    uniprot: false</w:t>
+      </w:r>
+    </w:p>
+    <w:p>
+      <w:r>
+        <w:t xml:space="preserve">    alphafold: false</w:t>
+      </w:r>
+    </w:p>
+    <w:p/>
+    <w:p>
+      <w:r>
+        <w:lastRenderedPageBreak/>
+        <w:t xml:space="preserve">  candidates_relaxed:</w:t>
+      </w:r>
+    </w:p>
+    <w:p>
+      <w:r>
+        <w:t xml:space="preserve">    gff: true</w:t>
+      </w:r>
+    </w:p>
+    <w:p>
+      <w:r>
+        <w:t xml:space="preserve">    pfam: true</w:t>
+      </w:r>
+    </w:p>
+    <w:p>
+      <w:r>
+        <w:t xml:space="preserve">    uniprot: false</w:t>
+      </w:r>
+    </w:p>
+    <w:p>
+      <w:r>
+        <w:t xml:space="preserve">    alphafold: false</w:t>
+      </w:r>
+    </w:p>
+    <w:p/>
+    <w:p>
+      <w:r>
+        <w:t xml:space="preserve">  no_hit:</w:t>
+      </w:r>
+    </w:p>
+    <w:p>
+      <w:r>
+        <w:t xml:space="preserve">    gff: true</w:t>
+      </w:r>
+    </w:p>
+    <w:p>
+      <w:r>
+        <w:t xml:space="preserve">    pfam: true</w:t>
+      </w:r>
+    </w:p>
+    <w:p>
+      <w:r>
+        <w:t xml:space="preserve">    uniprot: false</w:t>
+      </w:r>
+    </w:p>
+    <w:p>
+      <w:r>
+        <w:t xml:space="preserve">    alphafold: false</w:t>
+      </w:r>
+    </w:p>
+    <w:p>
+      <w:r>
+        <w:t>それぞれの意味は以下です。</w:t>
+      </w:r>
+    </w:p>
+    <w:p>
+      <w:r>
+        <w:t>gff:</w:t>
+      </w:r>
+    </w:p>
+    <w:p>
+      <w:r>
+        <w:t xml:space="preserve">  old_locus_tag、contig、start、end、strandなどを出す。</w:t>
+      </w:r>
+    </w:p>
+    <w:p>
+      <w:r>
+        <w:t xml:space="preserve">  interaction scoring の gene neighborhood に重要。</w:t>
+      </w:r>
+    </w:p>
+    <w:p/>
+    <w:p>
+      <w:r>
+        <w:t>pfam:</w:t>
+      </w:r>
+    </w:p>
+    <w:p>
+      <w:r>
+        <w:t xml:space="preserve">  Pfam/HMMERによるドメイン注釈を出す。</w:t>
+      </w:r>
+    </w:p>
+    <w:p>
+      <w:r>
+        <w:t xml:space="preserve">  domain_complementarity_score に関係する。</w:t>
+      </w:r>
+    </w:p>
+    <w:p/>
+    <w:p>
+      <w:r>
+        <w:t>uniprot:</w:t>
+      </w:r>
+    </w:p>
+    <w:p>
+      <w:r>
+        <w:t xml:space="preserve">  UniProt由来の機能注釈を出す。</w:t>
+      </w:r>
+    </w:p>
+    <w:p>
+      <w:r>
+        <w:t xml:space="preserve">  現状ではランキングへの影響は小さく、補助情報。</w:t>
+      </w:r>
+    </w:p>
+    <w:p/>
+    <w:p>
+      <w:r>
+        <w:t>alphafold:</w:t>
+      </w:r>
+    </w:p>
+    <w:p>
+      <w:r>
+        <w:t xml:space="preserve">  既存AlphaFold DB情報の注釈。</w:t>
+      </w:r>
+    </w:p>
+    <w:p>
+      <w:r>
+        <w:t xml:space="preserve">  AlphaFold3のペア予測を実行するものではない。</w:t>
+      </w:r>
+    </w:p>
+    <w:p>
+      <w:r>
+        <w:t>相互作用ランキングに特に関係するのは：</w:t>
+      </w:r>
+    </w:p>
+    <w:p>
       <w:r>
         <w:t>gff</w:t>
       </w:r>
-      <w:proofErr w:type="spellEnd"/>
-      <w:r>
-        <w:t>: true</w:t>
-      </w:r>
-    </w:p>
-    <w:p>
-      <w:r>
-        <w:t xml:space="preserve">    </w:t>
-      </w:r>
-      <w:proofErr w:type="spellStart"/>
+    </w:p>
+    <w:p>
       <w:r>
         <w:t>pfam</w:t>
       </w:r>
-      <w:proofErr w:type="spellEnd"/>
-      <w:r>
-        <w:t>: true</w:t>
-      </w:r>
-    </w:p>
-    <w:p>
-      <w:r>
-        <w:t xml:space="preserve">    </w:t>
-      </w:r>
-      <w:proofErr w:type="spellStart"/>
-      <w:r>
-        <w:t>uniprot</w:t>
-      </w:r>
-      <w:proofErr w:type="spellEnd"/>
-      <w:r>
-        <w:t>: false</w:t>
-      </w:r>
-    </w:p>
-    <w:p>
-      <w:r>
-        <w:t xml:space="preserve">    </w:t>
-      </w:r>
-      <w:proofErr w:type="spellStart"/>
-      <w:r>
-        <w:t>alphafold</w:t>
-      </w:r>
-      <w:proofErr w:type="spellEnd"/>
-      <w:r>
-        <w:t>: false</w:t>
-      </w:r>
-    </w:p>
-    <w:p/>
-    <w:p>
-      <w:r>
-        <w:lastRenderedPageBreak/>
-        <w:t xml:space="preserve">  </w:t>
-      </w:r>
-      <w:proofErr w:type="spellStart"/>
-      <w:r>
-        <w:t>candidates_relaxed</w:t>
-      </w:r>
-      <w:proofErr w:type="spellEnd"/>
-      <w:r>
-        <w:t>:</w:t>
-      </w:r>
-    </w:p>
-    <w:p>
-      <w:r>
-        <w:t xml:space="preserve">    </w:t>
-      </w:r>
-      <w:proofErr w:type="spellStart"/>
-      <w:r>
-        <w:t>gff</w:t>
-      </w:r>
-      <w:proofErr w:type="spellEnd"/>
-      <w:r>
-        <w:t>: true</w:t>
-      </w:r>
-    </w:p>
-    <w:p>
-      <w:r>
-        <w:t xml:space="preserve">    </w:t>
-      </w:r>
-      <w:proofErr w:type="spellStart"/>
-      <w:r>
-        <w:t>pfam</w:t>
-      </w:r>
-      <w:proofErr w:type="spellEnd"/>
-      <w:r>
-        <w:t>: true</w:t>
-      </w:r>
-    </w:p>
-    <w:p>
-      <w:r>
-        <w:t xml:space="preserve">    </w:t>
-      </w:r>
-      <w:proofErr w:type="spellStart"/>
-      <w:r>
-        <w:t>uniprot</w:t>
-      </w:r>
-      <w:proofErr w:type="spellEnd"/>
-      <w:r>
-        <w:t>: false</w:t>
-      </w:r>
-    </w:p>
-    <w:p>
-      <w:r>
-        <w:t xml:space="preserve">    </w:t>
-      </w:r>
-      <w:proofErr w:type="spellStart"/>
-      <w:r>
-        <w:t>alphafold</w:t>
-      </w:r>
-      <w:proofErr w:type="spellEnd"/>
-      <w:r>
-        <w:t>: false</w:t>
-      </w:r>
-    </w:p>
-    <w:p/>
-    <w:p>
-      <w:r>
-        <w:t xml:space="preserve">  </w:t>
-      </w:r>
-      <w:proofErr w:type="spellStart"/>
-      <w:r>
-        <w:t>no_hit</w:t>
-      </w:r>
-      <w:proofErr w:type="spellEnd"/>
-      <w:r>
-        <w:t>:</w:t>
-      </w:r>
-    </w:p>
-    <w:p>
-      <w:r>
-        <w:t xml:space="preserve">    </w:t>
-      </w:r>
-      <w:proofErr w:type="spellStart"/>
-      <w:r>
-        <w:t>gff</w:t>
-      </w:r>
-      <w:proofErr w:type="spellEnd"/>
-      <w:r>
-        <w:t>: true</w:t>
-      </w:r>
-    </w:p>
-    <w:p>
-      <w:r>
-        <w:t xml:space="preserve">    </w:t>
-      </w:r>
-      <w:proofErr w:type="spellStart"/>
-      <w:r>
-        <w:t>pfam</w:t>
-      </w:r>
-      <w:proofErr w:type="spellEnd"/>
-      <w:r>
-        <w:t>: true</w:t>
-      </w:r>
-    </w:p>
-    <w:p>
-      <w:r>
-        <w:t xml:space="preserve">    </w:t>
-      </w:r>
-      <w:proofErr w:type="spellStart"/>
-      <w:r>
-        <w:t>uniprot</w:t>
-      </w:r>
-      <w:proofErr w:type="spellEnd"/>
-      <w:r>
-        <w:t>: false</w:t>
-      </w:r>
-    </w:p>
-    <w:p>
-      <w:r>
-        <w:t xml:space="preserve">    </w:t>
-      </w:r>
-      <w:proofErr w:type="spellStart"/>
-      <w:r>
-        <w:t>alphafold</w:t>
-      </w:r>
-      <w:proofErr w:type="spellEnd"/>
-      <w:r>
-        <w:t>: false</w:t>
-      </w:r>
-    </w:p>
-    <w:p>
-      <w:r>
-        <w:t>それぞれの意味は以下です。</w:t>
-      </w:r>
-    </w:p>
-    <w:p>
-      <w:proofErr w:type="spellStart"/>
-      <w:r>
-        <w:t>gff</w:t>
-      </w:r>
-      <w:proofErr w:type="spellEnd"/>
-      <w:r>
-        <w:t>:</w:t>
-      </w:r>
-    </w:p>
-    <w:p>
-      <w:r>
-        <w:t xml:space="preserve">  </w:t>
-      </w:r>
-      <w:proofErr w:type="spellStart"/>
-      <w:r>
-        <w:t>old_locus_tag</w:t>
-      </w:r>
-      <w:proofErr w:type="spellEnd"/>
-      <w:r>
-        <w:t>、contig、start、end、strandなどを出す。</w:t>
-      </w:r>
-    </w:p>
-    <w:p>
-      <w:r>
-        <w:t xml:space="preserve">  interaction scoring の gene neighborhood に重要。</w:t>
-      </w:r>
-    </w:p>
-    <w:p/>
-    <w:p>
-      <w:proofErr w:type="spellStart"/>
-      <w:r>
-        <w:t>pfam</w:t>
-      </w:r>
-      <w:proofErr w:type="spellEnd"/>
-      <w:r>
-        <w:t>:</w:t>
-      </w:r>
-    </w:p>
-    <w:p>
-      <w:r>
-        <w:t xml:space="preserve">  </w:t>
-      </w:r>
-      <w:proofErr w:type="spellStart"/>
-      <w:r>
-        <w:t>Pfam</w:t>
-      </w:r>
-      <w:proofErr w:type="spellEnd"/>
-      <w:r>
-        <w:t>/HMMERによるドメイン注釈を出す。</w:t>
-      </w:r>
-    </w:p>
-    <w:p>
-      <w:r>
-        <w:t xml:space="preserve">  </w:t>
-      </w:r>
-      <w:proofErr w:type="spellStart"/>
-      <w:r>
-        <w:t>domain_complementarity_score</w:t>
-      </w:r>
-      <w:proofErr w:type="spellEnd"/>
-      <w:r>
-        <w:t xml:space="preserve"> に関係する。</w:t>
-      </w:r>
-    </w:p>
-    <w:p/>
-    <w:p>
-      <w:proofErr w:type="spellStart"/>
-      <w:r>
-        <w:t>uniprot</w:t>
-      </w:r>
-      <w:proofErr w:type="spellEnd"/>
-      <w:r>
-        <w:t>:</w:t>
-      </w:r>
-    </w:p>
-    <w:p>
-      <w:r>
-        <w:t xml:space="preserve">  </w:t>
-      </w:r>
-      <w:proofErr w:type="spellStart"/>
-      <w:r>
-        <w:t>UniProt</w:t>
-      </w:r>
-      <w:proofErr w:type="spellEnd"/>
-      <w:r>
-        <w:t>由来の機能注釈を出す。</w:t>
-      </w:r>
-    </w:p>
-    <w:p>
-      <w:r>
-        <w:t xml:space="preserve">  現状ではランキングへの影響は小さく、補助情報。</w:t>
-      </w:r>
-    </w:p>
-    <w:p/>
-    <w:p>
-      <w:proofErr w:type="spellStart"/>
-      <w:r>
-        <w:t>alphafold</w:t>
-      </w:r>
-      <w:proofErr w:type="spellEnd"/>
-      <w:r>
-        <w:t>:</w:t>
-      </w:r>
-    </w:p>
-    <w:p>
-      <w:r>
-        <w:t xml:space="preserve">  既存AlphaFold DB情報の注釈。</w:t>
-      </w:r>
-    </w:p>
-    <w:p>
-      <w:r>
-        <w:t xml:space="preserve">  AlphaFold3のペア予測を実行するものではない。</w:t>
-      </w:r>
-    </w:p>
-    <w:p>
-      <w:r>
-        <w:t>相互作用ランキングに特に関係するのは：</w:t>
-      </w:r>
-    </w:p>
-    <w:p>
-      <w:proofErr w:type="spellStart"/>
-      <w:r>
-        <w:t>gff</w:t>
-      </w:r>
-      <w:proofErr w:type="spellEnd"/>
-    </w:p>
-    <w:p>
-      <w:proofErr w:type="spellStart"/>
-      <w:r>
-        <w:t>pfam</w:t>
-      </w:r>
-      <w:proofErr w:type="spellEnd"/>
     </w:p>
     <w:p>
       <w:r>
@@ -3720,8 +2047,6 @@
     <w:p>
       <w:r>
         <w:t>ProteinHunter_v5 では、negative群にヒットした候補をすぐ除外するのではなく、強度で</w:t>
-      </w:r>
-      <w:r>
         <w:lastRenderedPageBreak/>
         <w:t>分類できます。</w:t>
       </w:r>
@@ -3732,32 +2057,14 @@
       </w:r>
     </w:p>
     <w:p>
-      <w:proofErr w:type="spellStart"/>
-      <w:r>
-        <w:t>ortholog_filter</w:t>
-      </w:r>
-      <w:proofErr w:type="spellEnd"/>
-      <w:r>
-        <w:t>:</w:t>
-      </w:r>
-    </w:p>
-    <w:p>
-      <w:r>
-        <w:t xml:space="preserve">  </w:t>
-      </w:r>
-      <w:proofErr w:type="spellStart"/>
-      <w:r>
-        <w:t>negative_exclusion_mode</w:t>
-      </w:r>
-      <w:proofErr w:type="spellEnd"/>
-      <w:r>
-        <w:t xml:space="preserve">: </w:t>
-      </w:r>
-      <w:proofErr w:type="spellStart"/>
-      <w:r>
-        <w:t>strong_only</w:t>
-      </w:r>
-      <w:proofErr w:type="spellEnd"/>
+      <w:r>
+        <w:t>ortholog_filter:</w:t>
+      </w:r>
+    </w:p>
+    <w:p>
+      <w:r>
+        <w:t xml:space="preserve">  negative_exclusion_mode: strong_only</w:t>
+      </w:r>
     </w:p>
     <w:p/>
     <w:p>
@@ -3767,41 +2074,17 @@
     </w:p>
     <w:p>
       <w:r>
-        <w:t xml:space="preserve">    </w:t>
-      </w:r>
-      <w:proofErr w:type="spellStart"/>
-      <w:r>
-        <w:t>min_identity</w:t>
-      </w:r>
-      <w:proofErr w:type="spellEnd"/>
-      <w:r>
-        <w:t>: 40.0</w:t>
-      </w:r>
-    </w:p>
-    <w:p>
-      <w:r>
-        <w:t xml:space="preserve">    </w:t>
-      </w:r>
-      <w:proofErr w:type="spellStart"/>
-      <w:r>
-        <w:t>min_query_coverage</w:t>
-      </w:r>
-      <w:proofErr w:type="spellEnd"/>
-      <w:r>
-        <w:t>: 70.0</w:t>
-      </w:r>
-    </w:p>
-    <w:p>
-      <w:r>
-        <w:t xml:space="preserve">    </w:t>
-      </w:r>
-      <w:proofErr w:type="spellStart"/>
-      <w:r>
-        <w:t>max_evalue</w:t>
-      </w:r>
-      <w:proofErr w:type="spellEnd"/>
-      <w:r>
-        <w:t>: 1e-5</w:t>
+        <w:t xml:space="preserve">    min_identity: 40.0</w:t>
+      </w:r>
+    </w:p>
+    <w:p>
+      <w:r>
+        <w:t xml:space="preserve">    min_query_coverage: 70.0</w:t>
+      </w:r>
+    </w:p>
+    <w:p>
+      <w:r>
+        <w:t xml:space="preserve">    max_evalue: 1e-5</w:t>
       </w:r>
     </w:p>
     <w:p/>
@@ -3812,41 +2095,17 @@
     </w:p>
     <w:p>
       <w:r>
-        <w:t xml:space="preserve">    </w:t>
-      </w:r>
-      <w:proofErr w:type="spellStart"/>
-      <w:r>
-        <w:t>min_identity</w:t>
-      </w:r>
-      <w:proofErr w:type="spellEnd"/>
-      <w:r>
-        <w:t>: 30.0</w:t>
-      </w:r>
-    </w:p>
-    <w:p>
-      <w:r>
-        <w:t xml:space="preserve">    </w:t>
-      </w:r>
-      <w:proofErr w:type="spellStart"/>
-      <w:r>
-        <w:t>min_query_coverage</w:t>
-      </w:r>
-      <w:proofErr w:type="spellEnd"/>
-      <w:r>
-        <w:t>: 70.0</w:t>
-      </w:r>
-    </w:p>
-    <w:p>
-      <w:r>
-        <w:t xml:space="preserve">    </w:t>
-      </w:r>
-      <w:proofErr w:type="spellStart"/>
-      <w:r>
-        <w:t>max_evalue</w:t>
-      </w:r>
-      <w:proofErr w:type="spellEnd"/>
-      <w:r>
-        <w:t>: 1e-5</w:t>
+        <w:t xml:space="preserve">    min_identity: 30.0</w:t>
+      </w:r>
+    </w:p>
+    <w:p>
+      <w:r>
+        <w:t xml:space="preserve">    min_query_coverage: 70.0</w:t>
+      </w:r>
+    </w:p>
+    <w:p>
+      <w:r>
+        <w:t xml:space="preserve">    max_evalue: 1e-5</w:t>
       </w:r>
     </w:p>
     <w:p/>
@@ -3857,41 +2116,17 @@
     </w:p>
     <w:p>
       <w:r>
-        <w:t xml:space="preserve">    </w:t>
-      </w:r>
-      <w:proofErr w:type="spellStart"/>
-      <w:r>
-        <w:t>min_identity</w:t>
-      </w:r>
-      <w:proofErr w:type="spellEnd"/>
-      <w:r>
-        <w:t>: 25.0</w:t>
-      </w:r>
-    </w:p>
-    <w:p>
-      <w:r>
-        <w:t xml:space="preserve">    </w:t>
-      </w:r>
-      <w:proofErr w:type="spellStart"/>
-      <w:r>
-        <w:t>min_query_coverage</w:t>
-      </w:r>
-      <w:proofErr w:type="spellEnd"/>
-      <w:r>
-        <w:t>: 50.0</w:t>
-      </w:r>
-    </w:p>
-    <w:p>
-      <w:r>
-        <w:t xml:space="preserve">    </w:t>
-      </w:r>
-      <w:proofErr w:type="spellStart"/>
-      <w:r>
-        <w:t>max_evalue</w:t>
-      </w:r>
-      <w:proofErr w:type="spellEnd"/>
-      <w:r>
-        <w:t>: 1e-3</w:t>
+        <w:t xml:space="preserve">    min_identity: 25.0</w:t>
+      </w:r>
+    </w:p>
+    <w:p>
+      <w:r>
+        <w:t xml:space="preserve">    min_query_coverage: 50.0</w:t>
+      </w:r>
+    </w:p>
+    <w:p>
+      <w:r>
+        <w:t xml:space="preserve">    max_evalue: 1e-3</w:t>
       </w:r>
     </w:p>
     <w:p>
@@ -3900,19 +2135,9 @@
       </w:r>
     </w:p>
     <w:p>
-      <w:proofErr w:type="spellStart"/>
-      <w:r>
-        <w:t>negative_exclusion_mode</w:t>
-      </w:r>
-      <w:proofErr w:type="spellEnd"/>
-      <w:r>
-        <w:t xml:space="preserve">: </w:t>
-      </w:r>
-      <w:proofErr w:type="spellStart"/>
-      <w:r>
-        <w:t>strong_only</w:t>
-      </w:r>
-      <w:proofErr w:type="spellEnd"/>
+      <w:r>
+        <w:t xml:space="preserve">negative_exclusion_mode: strong_only</w:t>
+      </w:r>
     </w:p>
     <w:p>
       <w:r>
@@ -3921,15 +2146,7 @@
     </w:p>
     <w:p>
       <w:r>
-        <w:t xml:space="preserve">この場合、negativeに強くヒットしたものだけを除外し、弱い類似の候補は </w:t>
-      </w:r>
-      <w:proofErr w:type="spellStart"/>
-      <w:r>
-        <w:t>Candidates_relaxed</w:t>
-      </w:r>
-      <w:proofErr w:type="spellEnd"/>
-      <w:r>
-        <w:t xml:space="preserve"> に残せます。</w:t>
+        <w:t xml:space="preserve">この場合、negativeに強くヒットしたものだけを除外し、弱い類似の候補は Candidates_relaxed に残せます。</w:t>
       </w:r>
     </w:p>
     <w:p>
@@ -3947,15 +2164,7 @@
       </w:pPr>
       <w:bookmarkStart w:id="12" w:name="_Toc234083777"/>
       <w:r>
-        <w:t xml:space="preserve">11. </w:t>
-      </w:r>
-      <w:proofErr w:type="spellStart"/>
-      <w:r>
-        <w:t>interaction_scoring</w:t>
-      </w:r>
-      <w:proofErr w:type="spellEnd"/>
-      <w:r>
-        <w:t xml:space="preserve"> の設定</w:t>
+        <w:t xml:space="preserve">11. interaction_scoring の設定</w:t>
       </w:r>
       <w:bookmarkEnd w:id="12"/>
     </w:p>
@@ -3965,13 +2174,8 @@
       </w:r>
     </w:p>
     <w:p>
-      <w:proofErr w:type="spellStart"/>
-      <w:r>
-        <w:t>interaction_scoring</w:t>
-      </w:r>
-      <w:proofErr w:type="spellEnd"/>
-      <w:r>
-        <w:t>:</w:t>
+      <w:r>
+        <w:t>interaction_scoring:</w:t>
       </w:r>
     </w:p>
     <w:p>
@@ -3985,13 +2189,8 @@
       </w:r>
     </w:p>
     <w:p>
-      <w:proofErr w:type="spellStart"/>
-      <w:r>
-        <w:t>interaction_scoring</w:t>
-      </w:r>
-      <w:proofErr w:type="spellEnd"/>
-      <w:r>
-        <w:t>:</w:t>
+      <w:r>
+        <w:t>interaction_scoring:</w:t>
       </w:r>
     </w:p>
     <w:p>
@@ -4002,42 +2201,18 @@
     <w:p/>
     <w:p>
       <w:r>
-        <w:t xml:space="preserve">  </w:t>
-      </w:r>
-      <w:proofErr w:type="spellStart"/>
-      <w:r>
-        <w:t>query_proteins</w:t>
-      </w:r>
-      <w:proofErr w:type="spellEnd"/>
-      <w:r>
-        <w:t>:</w:t>
+        <w:t xml:space="preserve">  query_proteins:</w:t>
       </w:r>
     </w:p>
     <w:p>
       <w:r>
         <w:lastRenderedPageBreak/>
-        <w:t xml:space="preserve">    - </w:t>
-      </w:r>
-      <w:proofErr w:type="spellStart"/>
-      <w:r>
-        <w:t>protein_id</w:t>
-      </w:r>
-      <w:proofErr w:type="spellEnd"/>
-      <w:r>
-        <w:t>: "WP_011024006.1"</w:t>
-      </w:r>
-    </w:p>
-    <w:p>
-      <w:r>
-        <w:t xml:space="preserve">      </w:t>
-      </w:r>
-      <w:proofErr w:type="spellStart"/>
-      <w:r>
-        <w:t>old_locus_tag</w:t>
-      </w:r>
-      <w:proofErr w:type="spellEnd"/>
-      <w:r>
-        <w:t>: "MA_4115"</w:t>
+        <w:t xml:space="preserve">    - protein_id: "WP_011024006.1"</w:t>
+      </w:r>
+    </w:p>
+    <w:p>
+      <w:r>
+        <w:t xml:space="preserve">      old_locus_tag: "MA_4115"</w:t>
       </w:r>
     </w:p>
     <w:p>
@@ -4048,15 +2223,7 @@
     <w:p/>
     <w:p>
       <w:r>
-        <w:t xml:space="preserve">  </w:t>
-      </w:r>
-      <w:proofErr w:type="spellStart"/>
-      <w:r>
-        <w:t>query_fasta</w:t>
-      </w:r>
-      <w:proofErr w:type="spellEnd"/>
-      <w:r>
-        <w:t>: ""</w:t>
+        <w:t xml:space="preserve">  query_fasta: ""</w:t>
       </w:r>
     </w:p>
     <w:p>
@@ -4066,15 +2233,7 @@
     </w:p>
     <w:p>
       <w:r>
-        <w:t xml:space="preserve">  </w:t>
-      </w:r>
-      <w:proofErr w:type="spellStart"/>
-      <w:r>
-        <w:t>candidate_sources</w:t>
-      </w:r>
-      <w:proofErr w:type="spellEnd"/>
-      <w:r>
-        <w:t>:</w:t>
+        <w:t xml:space="preserve">  candidate_sources:</w:t>
       </w:r>
     </w:p>
     <w:p>
@@ -4084,106 +2243,42 @@
     </w:p>
     <w:p>
       <w:r>
-        <w:t xml:space="preserve">    </w:t>
-      </w:r>
-      <w:proofErr w:type="spellStart"/>
-      <w:r>
-        <w:t>candidates_relaxed</w:t>
-      </w:r>
-      <w:proofErr w:type="spellEnd"/>
-      <w:r>
-        <w:t>: true</w:t>
-      </w:r>
-    </w:p>
-    <w:p>
-      <w:r>
-        <w:t xml:space="preserve">    </w:t>
-      </w:r>
-      <w:proofErr w:type="spellStart"/>
-      <w:r>
-        <w:t>positive_all_sources</w:t>
-      </w:r>
-      <w:proofErr w:type="spellEnd"/>
-      <w:r>
-        <w:t>: true</w:t>
-      </w:r>
-    </w:p>
-    <w:p>
-      <w:r>
-        <w:t xml:space="preserve">    </w:t>
-      </w:r>
-      <w:proofErr w:type="spellStart"/>
-      <w:r>
-        <w:t>negative_unmatched</w:t>
-      </w:r>
-      <w:proofErr w:type="spellEnd"/>
-      <w:r>
-        <w:t>: true</w:t>
-      </w:r>
-    </w:p>
-    <w:p>
-      <w:r>
-        <w:t xml:space="preserve">    </w:t>
-      </w:r>
-      <w:proofErr w:type="spellStart"/>
-      <w:r>
-        <w:t>no_hit</w:t>
-      </w:r>
-      <w:proofErr w:type="spellEnd"/>
-      <w:r>
-        <w:t>: true</w:t>
-      </w:r>
-    </w:p>
-    <w:p>
-      <w:r>
-        <w:t xml:space="preserve">    </w:t>
-      </w:r>
-      <w:proofErr w:type="spellStart"/>
-      <w:r>
-        <w:t>negative_hit</w:t>
-      </w:r>
-      <w:proofErr w:type="spellEnd"/>
-      <w:r>
-        <w:t>: false</w:t>
-      </w:r>
-    </w:p>
-    <w:p>
-      <w:r>
-        <w:t xml:space="preserve">    </w:t>
-      </w:r>
-      <w:proofErr w:type="spellStart"/>
-      <w:r>
-        <w:t>negative_strong_hit</w:t>
-      </w:r>
-      <w:proofErr w:type="spellEnd"/>
-      <w:r>
-        <w:t>: false</w:t>
-      </w:r>
-    </w:p>
-    <w:p>
-      <w:r>
-        <w:t xml:space="preserve">    </w:t>
-      </w:r>
-      <w:proofErr w:type="spellStart"/>
-      <w:r>
-        <w:t>negative_medium_hit</w:t>
-      </w:r>
-      <w:proofErr w:type="spellEnd"/>
-      <w:r>
-        <w:t>: false</w:t>
-      </w:r>
-    </w:p>
-    <w:p>
-      <w:r>
-        <w:t xml:space="preserve">    </w:t>
-      </w:r>
-      <w:proofErr w:type="spellStart"/>
-      <w:r>
-        <w:t>negative_weak_hit</w:t>
-      </w:r>
-      <w:proofErr w:type="spellEnd"/>
-      <w:r>
-        <w:t>: true</w:t>
+        <w:t xml:space="preserve">    candidates_relaxed: true</w:t>
+      </w:r>
+    </w:p>
+    <w:p>
+      <w:r>
+        <w:t xml:space="preserve">    positive_all_sources: true</w:t>
+      </w:r>
+    </w:p>
+    <w:p>
+      <w:r>
+        <w:t xml:space="preserve">    negative_unmatched: true</w:t>
+      </w:r>
+    </w:p>
+    <w:p>
+      <w:r>
+        <w:t xml:space="preserve">    no_hit: true</w:t>
+      </w:r>
+    </w:p>
+    <w:p>
+      <w:r>
+        <w:t xml:space="preserve">    negative_hit: false</w:t>
+      </w:r>
+    </w:p>
+    <w:p>
+      <w:r>
+        <w:t xml:space="preserve">    negative_strong_hit: false</w:t>
+      </w:r>
+    </w:p>
+    <w:p>
+      <w:r>
+        <w:t xml:space="preserve">    negative_medium_hit: false</w:t>
+      </w:r>
+    </w:p>
+    <w:p>
+      <w:r>
+        <w:t xml:space="preserve">    negative_weak_hit: true</w:t>
       </w:r>
     </w:p>
     <w:p>
@@ -4198,93 +2293,32 @@
     </w:p>
     <w:p>
       <w:r>
-        <w:t xml:space="preserve">    </w:t>
-      </w:r>
-      <w:proofErr w:type="spellStart"/>
-      <w:r>
-        <w:t>candidates_relaxed</w:t>
-      </w:r>
-      <w:proofErr w:type="spellEnd"/>
-      <w:r>
-        <w:t>: true</w:t>
-      </w:r>
-    </w:p>
-    <w:p>
-      <w:r>
-        <w:t xml:space="preserve">    </w:t>
-      </w:r>
-      <w:proofErr w:type="spellStart"/>
-      <w:r>
-        <w:t>positive_all_sources</w:t>
-      </w:r>
-      <w:proofErr w:type="spellEnd"/>
-      <w:r>
-        <w:t>: true</w:t>
-      </w:r>
-    </w:p>
-    <w:p>
-      <w:r>
-        <w:t xml:space="preserve">    </w:t>
-      </w:r>
-      <w:proofErr w:type="spellStart"/>
-      <w:r>
-        <w:t>negative_unmatched</w:t>
-      </w:r>
-      <w:proofErr w:type="spellEnd"/>
-      <w:r>
-        <w:t>: true</w:t>
-      </w:r>
-    </w:p>
-    <w:p>
-      <w:r>
-        <w:t xml:space="preserve">    </w:t>
-      </w:r>
-      <w:proofErr w:type="spellStart"/>
-      <w:r>
-        <w:t>no_hit</w:t>
-      </w:r>
-      <w:proofErr w:type="spellEnd"/>
-      <w:r>
-        <w:t>: true</w:t>
-      </w:r>
-    </w:p>
-    <w:p>
-      <w:r>
-        <w:t xml:space="preserve">    </w:t>
-      </w:r>
-      <w:proofErr w:type="spellStart"/>
-      <w:r>
-        <w:t>negative_weak_hit</w:t>
-      </w:r>
-      <w:proofErr w:type="spellEnd"/>
-      <w:r>
-        <w:t>: true</w:t>
-      </w:r>
-    </w:p>
-    <w:p>
-      <w:proofErr w:type="spellStart"/>
-      <w:r>
-        <w:t>negative_hit</w:t>
-      </w:r>
-      <w:proofErr w:type="spellEnd"/>
-      <w:r>
-        <w:t xml:space="preserve">, </w:t>
-      </w:r>
-      <w:proofErr w:type="spellStart"/>
-      <w:r>
-        <w:t>negative_strong_hit</w:t>
-      </w:r>
-      <w:proofErr w:type="spellEnd"/>
-      <w:r>
-        <w:t xml:space="preserve">, </w:t>
-      </w:r>
-      <w:proofErr w:type="spellStart"/>
-      <w:r>
-        <w:t>negative_medium_hit</w:t>
-      </w:r>
-      <w:proofErr w:type="spellEnd"/>
-      <w:r>
-        <w:t xml:space="preserve"> は最初は false でよいです。</w:t>
+        <w:t xml:space="preserve">    candidates_relaxed: true</w:t>
+      </w:r>
+    </w:p>
+    <w:p>
+      <w:r>
+        <w:t xml:space="preserve">    positive_all_sources: true</w:t>
+      </w:r>
+    </w:p>
+    <w:p>
+      <w:r>
+        <w:t xml:space="preserve">    negative_unmatched: true</w:t>
+      </w:r>
+    </w:p>
+    <w:p>
+      <w:r>
+        <w:t xml:space="preserve">    no_hit: true</w:t>
+      </w:r>
+    </w:p>
+    <w:p>
+      <w:r>
+        <w:t xml:space="preserve">    negative_weak_hit: true</w:t>
+      </w:r>
+    </w:p>
+    <w:p>
+      <w:r>
+        <w:t xml:space="preserve">negative_hit, negative_strong_hit, negative_medium_hit は最初は false でよいです。</w:t>
       </w:r>
     </w:p>
     <w:p>
@@ -4302,15 +2336,7 @@
       </w:pPr>
       <w:bookmarkStart w:id="13" w:name="_Toc234083778"/>
       <w:r>
-        <w:t xml:space="preserve">12. </w:t>
-      </w:r>
-      <w:proofErr w:type="spellStart"/>
-      <w:r>
-        <w:t>Interaction_Neighborhood</w:t>
-      </w:r>
-      <w:proofErr w:type="spellEnd"/>
-      <w:r>
-        <w:t xml:space="preserve"> 設定</w:t>
+        <w:t xml:space="preserve">12. Interaction_Neighborhood 設定</w:t>
       </w:r>
       <w:bookmarkEnd w:id="13"/>
     </w:p>
@@ -4320,13 +2346,8 @@
       </w:r>
     </w:p>
     <w:p>
-      <w:proofErr w:type="spellStart"/>
-      <w:r>
-        <w:t>interaction_scoring</w:t>
-      </w:r>
-      <w:proofErr w:type="spellEnd"/>
-      <w:r>
-        <w:t>:</w:t>
+      <w:r>
+        <w:t>interaction_scoring:</w:t>
       </w:r>
     </w:p>
     <w:p>
@@ -4342,28 +2363,12 @@
     <w:p>
       <w:r>
         <w:lastRenderedPageBreak/>
-        <w:t xml:space="preserve">    </w:t>
-      </w:r>
-      <w:proofErr w:type="spellStart"/>
-      <w:r>
-        <w:t>max_distance_bp</w:t>
-      </w:r>
-      <w:proofErr w:type="spellEnd"/>
-      <w:r>
-        <w:t>: 100000</w:t>
-      </w:r>
-    </w:p>
-    <w:p>
-      <w:r>
-        <w:t xml:space="preserve">    </w:t>
-      </w:r>
-      <w:proofErr w:type="spellStart"/>
-      <w:r>
-        <w:t>max_rows_per_query</w:t>
-      </w:r>
-      <w:proofErr w:type="spellEnd"/>
-      <w:r>
-        <w:t>: 200</w:t>
+        <w:t xml:space="preserve">    max_distance_bp: 100000</w:t>
+      </w:r>
+    </w:p>
+    <w:p>
+      <w:r>
+        <w:t xml:space="preserve">    max_rows_per_query: 200</w:t>
       </w:r>
     </w:p>
     <w:p>
@@ -4421,23 +2426,13 @@
       </w:r>
     </w:p>
     <w:p>
-      <w:proofErr w:type="spellStart"/>
-      <w:r>
-        <w:t>alphafold</w:t>
-      </w:r>
-      <w:proofErr w:type="spellEnd"/>
-      <w:r>
-        <w:t>: true は、AlphaFold DBなどの既存構造情報を注釈として出すための設定です。</w:t>
-      </w:r>
-    </w:p>
-    <w:p>
-      <w:proofErr w:type="spellStart"/>
-      <w:r>
-        <w:t>alphafold</w:t>
-      </w:r>
-      <w:proofErr w:type="spellEnd"/>
-      <w:r>
-        <w:t>: true</w:t>
+      <w:r>
+        <w:t>alphafold: true は、AlphaFold DBなどの既存構造情報を注釈として出すための設定です。</w:t>
+      </w:r>
+    </w:p>
+    <w:p>
+      <w:r>
+        <w:t>alphafold: true</w:t>
       </w:r>
     </w:p>
     <w:p>
@@ -4457,15 +2452,7 @@
     </w:p>
     <w:p>
       <w:r>
-        <w:t>RTX 4060 Ti 8GB の環境では、AlphaFold3やMultimerを大量に自動実行するのは重いため、</w:t>
-      </w:r>
-      <w:proofErr w:type="spellStart"/>
-      <w:r>
-        <w:t>ProteinHunter</w:t>
-      </w:r>
-      <w:proofErr w:type="spellEnd"/>
-      <w:r>
-        <w:t>では候補を絞り、AlphaFold3 Serverなどで少数ペアを手動確認するのがおすすめです。</w:t>
+        <w:t>RTX 4060 Ti 8GB の環境では、AlphaFold3やMultimerを大量に自動実行するのは重いため、ProteinHunterでは候補を絞り、AlphaFold3 Serverなどで少数ペアを手動確認するのがおすすめです。</w:t>
       </w:r>
     </w:p>
     <w:p>
@@ -4494,15 +2481,7 @@
     </w:p>
     <w:p>
       <w:r>
-        <w:t>.</w:t>
-      </w:r>
-      <w:proofErr w:type="spellStart"/>
-      <w:r>
-        <w:t>venv</w:t>
-      </w:r>
-      <w:proofErr w:type="spellEnd"/>
-      <w:r>
-        <w:t>/bin/python main.py</w:t>
+        <w:t>.venv/bin/python main.py</w:t>
       </w:r>
     </w:p>
     <w:p>
@@ -4512,15 +2491,7 @@
     </w:p>
     <w:p>
       <w:r>
-        <w:t xml:space="preserve">出力先は </w:t>
-      </w:r>
-      <w:proofErr w:type="spellStart"/>
-      <w:r>
-        <w:t>config.yaml</w:t>
-      </w:r>
-      <w:proofErr w:type="spellEnd"/>
-      <w:r>
-        <w:t xml:space="preserve"> の以下で指定されています。</w:t>
+        <w:t xml:space="preserve">出力先は config.yaml の以下で指定されています。</w:t>
       </w:r>
     </w:p>
     <w:p>
@@ -4530,15 +2501,7 @@
     </w:p>
     <w:p>
       <w:r>
-        <w:t xml:space="preserve">  </w:t>
-      </w:r>
-      <w:proofErr w:type="spellStart"/>
-      <w:r>
-        <w:t>output_excel</w:t>
-      </w:r>
-      <w:proofErr w:type="spellEnd"/>
-      <w:r>
-        <w:t>: data/output/ProteinHunter_results.xlsx</w:t>
+        <w:t xml:space="preserve">  output_excel: data/output/ProteinHunter_results.xlsx</w:t>
       </w:r>
     </w:p>
     <w:p>
@@ -4616,23 +2579,13 @@
       </w:r>
     </w:p>
     <w:p>
-      <w:proofErr w:type="spellStart"/>
-      <w:r>
-        <w:t>positive_hit</w:t>
-      </w:r>
-      <w:proofErr w:type="spellEnd"/>
-      <w:r>
-        <w:t xml:space="preserve"> = true</w:t>
-      </w:r>
-    </w:p>
-    <w:p>
-      <w:proofErr w:type="spellStart"/>
-      <w:r>
-        <w:t>negative_hit</w:t>
-      </w:r>
-      <w:proofErr w:type="spellEnd"/>
-      <w:r>
-        <w:t xml:space="preserve"> = false</w:t>
+      <w:r>
+        <w:t xml:space="preserve">positive_hit = true</w:t>
+      </w:r>
+    </w:p>
+    <w:p>
+      <w:r>
+        <w:t xml:space="preserve">negative_hit = false</w:t>
       </w:r>
     </w:p>
     <w:p>
@@ -4656,7 +2609,6 @@
           <w:bCs/>
         </w:rPr>
       </w:pPr>
-      <w:proofErr w:type="spellStart"/>
       <w:r>
         <w:rPr>
           <w:b/>
@@ -4664,7 +2616,6 @@
         </w:rPr>
         <w:t>Candidates_relaxed</w:t>
       </w:r>
-      <w:proofErr w:type="spellEnd"/>
     </w:p>
     <w:p>
       <w:r>
@@ -4672,21 +2623,8 @@
       </w:r>
     </w:p>
     <w:p>
-      <w:proofErr w:type="spellStart"/>
-      <w:r>
-        <w:t>negative_exclusion_mode</w:t>
-      </w:r>
-      <w:proofErr w:type="spellEnd"/>
-      <w:r>
-        <w:t xml:space="preserve">: </w:t>
-      </w:r>
-      <w:proofErr w:type="spellStart"/>
-      <w:r>
-        <w:t>strong_only</w:t>
-      </w:r>
-      <w:proofErr w:type="spellEnd"/>
-      <w:r>
-        <w:t xml:space="preserve"> の場合、medium/weak negative hit は残ります。</w:t>
+      <w:r>
+        <w:t xml:space="preserve">negative_exclusion_mode: strong_only の場合、medium/weak negative hit は残ります。</w:t>
       </w:r>
     </w:p>
     <w:p>
@@ -4710,7 +2648,6 @@
           <w:bCs/>
         </w:rPr>
       </w:pPr>
-      <w:proofErr w:type="spellStart"/>
       <w:r>
         <w:rPr>
           <w:b/>
@@ -4718,7 +2655,6 @@
         </w:rPr>
         <w:t>Positive_all_sources</w:t>
       </w:r>
-      <w:proofErr w:type="spellEnd"/>
     </w:p>
     <w:p>
       <w:r>
@@ -4726,13 +2662,8 @@
       </w:r>
     </w:p>
     <w:p>
-      <w:proofErr w:type="spellStart"/>
-      <w:r>
-        <w:t>cnm⁵U</w:t>
-      </w:r>
-      <w:proofErr w:type="spellEnd"/>
-      <w:r>
-        <w:t>関連の共通因子の可能性がありますが、チオアミド化そのものとは限りません。</w:t>
+      <w:r>
+        <w:t>cnm⁵U関連の共通因子の可能性がありますが、チオアミド化そのものとは限りません。</w:t>
       </w:r>
     </w:p>
     <w:p>
@@ -4751,7 +2682,6 @@
           <w:bCs/>
         </w:rPr>
       </w:pPr>
-      <w:proofErr w:type="spellStart"/>
       <w:r>
         <w:rPr>
           <w:b/>
@@ -4759,7 +2689,6 @@
         </w:rPr>
         <w:t>Negative_unmatched</w:t>
       </w:r>
-      <w:proofErr w:type="spellEnd"/>
     </w:p>
     <w:p>
       <w:r>
@@ -4768,15 +2697,7 @@
     </w:p>
     <w:p>
       <w:r>
-        <w:t xml:space="preserve">Candidates と </w:t>
-      </w:r>
-      <w:proofErr w:type="spellStart"/>
-      <w:r>
-        <w:t>No_hit</w:t>
-      </w:r>
-      <w:proofErr w:type="spellEnd"/>
-      <w:r>
-        <w:t xml:space="preserve"> を含む広い候補群です。</w:t>
+        <w:t xml:space="preserve">Candidates と No_hit を含む広い候補群です。</w:t>
       </w:r>
     </w:p>
     <w:p>
@@ -4795,7 +2716,6 @@
           <w:bCs/>
         </w:rPr>
       </w:pPr>
-      <w:proofErr w:type="spellStart"/>
       <w:r>
         <w:rPr>
           <w:b/>
@@ -4803,7 +2723,6 @@
         </w:rPr>
         <w:t>No_hit</w:t>
       </w:r>
-      <w:proofErr w:type="spellEnd"/>
     </w:p>
     <w:p>
       <w:r>
@@ -4811,36 +2730,18 @@
       </w:r>
     </w:p>
     <w:p>
-      <w:proofErr w:type="spellStart"/>
-      <w:r>
-        <w:t>positive_hit</w:t>
-      </w:r>
-      <w:proofErr w:type="spellEnd"/>
-      <w:r>
-        <w:t xml:space="preserve"> = false</w:t>
-      </w:r>
-    </w:p>
-    <w:p>
-      <w:proofErr w:type="spellStart"/>
-      <w:r>
-        <w:t>negative_hit</w:t>
-      </w:r>
-      <w:proofErr w:type="spellEnd"/>
-      <w:r>
-        <w:t xml:space="preserve"> = false</w:t>
-      </w:r>
-    </w:p>
-    <w:p>
-      <w:r>
-        <w:t xml:space="preserve">M. </w:t>
-      </w:r>
-      <w:proofErr w:type="spellStart"/>
-      <w:r>
-        <w:t>acetivorans</w:t>
-      </w:r>
-      <w:proofErr w:type="spellEnd"/>
-      <w:r>
-        <w:t xml:space="preserve"> 特異的・未知候補として重要です。</w:t>
+      <w:r>
+        <w:t xml:space="preserve">positive_hit = false</w:t>
+      </w:r>
+    </w:p>
+    <w:p>
+      <w:r>
+        <w:t xml:space="preserve">negative_hit = false</w:t>
+      </w:r>
+    </w:p>
+    <w:p>
+      <w:r>
+        <w:t xml:space="preserve">M. acetivorans 特異的・未知候補として重要です。</w:t>
       </w:r>
     </w:p>
     <w:p>
@@ -4859,7 +2760,6 @@
           <w:bCs/>
         </w:rPr>
       </w:pPr>
-      <w:proofErr w:type="spellStart"/>
       <w:r>
         <w:rPr>
           <w:b/>
@@ -4867,7 +2767,6 @@
         </w:rPr>
         <w:t>Negative_hit</w:t>
       </w:r>
-      <w:proofErr w:type="spellEnd"/>
     </w:p>
     <w:p>
       <w:r>
@@ -4895,21 +2794,12 @@
           <w:bCs/>
         </w:rPr>
       </w:pPr>
-      <w:proofErr w:type="spellStart"/>
       <w:r>
         <w:rPr>
           <w:b/>
           <w:bCs/>
         </w:rPr>
-        <w:t>Negative_strong_hit</w:t>
-      </w:r>
-      <w:proofErr w:type="spellEnd"/>
-      <w:r>
-        <w:rPr>
-          <w:b/>
-          <w:bCs/>
-        </w:rPr>
-        <w:t xml:space="preserve"> / medium / weak</w:t>
+        <w:t xml:space="preserve">Negative_strong_hit / medium / weak</w:t>
       </w:r>
     </w:p>
     <w:p>
@@ -4918,13 +2808,8 @@
       </w:r>
     </w:p>
     <w:p>
-      <w:proofErr w:type="spellStart"/>
-      <w:r>
-        <w:t>Negative_strong_hit</w:t>
-      </w:r>
-      <w:proofErr w:type="spellEnd"/>
-      <w:r>
-        <w:t>:</w:t>
+      <w:r>
+        <w:t>Negative_strong_hit:</w:t>
       </w:r>
     </w:p>
     <w:p>
@@ -4934,13 +2819,8 @@
     </w:p>
     <w:p/>
     <w:p>
-      <w:proofErr w:type="spellStart"/>
-      <w:r>
-        <w:t>Negative_medium_hit</w:t>
-      </w:r>
-      <w:proofErr w:type="spellEnd"/>
-      <w:r>
-        <w:t>:</w:t>
+      <w:r>
+        <w:t>Negative_medium_hit:</w:t>
       </w:r>
     </w:p>
     <w:p>
@@ -4950,13 +2830,8 @@
     </w:p>
     <w:p/>
     <w:p>
-      <w:proofErr w:type="spellStart"/>
-      <w:r>
-        <w:t>Negative_weak_hit</w:t>
-      </w:r>
-      <w:proofErr w:type="spellEnd"/>
-      <w:r>
-        <w:t>:</w:t>
+      <w:r>
+        <w:t>Negative_weak_hit:</w:t>
       </w:r>
     </w:p>
     <w:p>
@@ -4990,7 +2865,6 @@
           <w:bCs/>
         </w:rPr>
       </w:pPr>
-      <w:proofErr w:type="spellStart"/>
       <w:r>
         <w:rPr>
           <w:b/>
@@ -4998,7 +2872,6 @@
         </w:rPr>
         <w:t>Interaction_query</w:t>
       </w:r>
-      <w:proofErr w:type="spellEnd"/>
     </w:p>
     <w:p>
       <w:r>
@@ -5011,46 +2884,34 @@
       </w:r>
     </w:p>
     <w:p>
-      <w:proofErr w:type="spellStart"/>
       <w:r>
         <w:t>input_protein_id</w:t>
       </w:r>
-      <w:proofErr w:type="spellEnd"/>
-    </w:p>
-    <w:p>
-      <w:proofErr w:type="spellStart"/>
+    </w:p>
+    <w:p>
       <w:r>
         <w:t>input_old_locus_tag</w:t>
       </w:r>
-      <w:proofErr w:type="spellEnd"/>
-    </w:p>
-    <w:p>
-      <w:proofErr w:type="spellStart"/>
+    </w:p>
+    <w:p>
       <w:r>
         <w:t>resolved_protein_id</w:t>
       </w:r>
-      <w:proofErr w:type="spellEnd"/>
-    </w:p>
-    <w:p>
-      <w:proofErr w:type="spellStart"/>
+    </w:p>
+    <w:p>
       <w:r>
         <w:t>resolved_old_locus_tag</w:t>
       </w:r>
-      <w:proofErr w:type="spellEnd"/>
-    </w:p>
-    <w:p>
-      <w:proofErr w:type="spellStart"/>
+    </w:p>
+    <w:p>
       <w:r>
         <w:t>sequence_length</w:t>
       </w:r>
-      <w:proofErr w:type="spellEnd"/>
-    </w:p>
-    <w:p>
-      <w:proofErr w:type="spellStart"/>
+    </w:p>
+    <w:p>
       <w:r>
         <w:t>resolution_status</w:t>
       </w:r>
-      <w:proofErr w:type="spellEnd"/>
     </w:p>
     <w:p>
       <w:r>
@@ -5058,13 +2919,8 @@
       </w:r>
     </w:p>
     <w:p>
-      <w:proofErr w:type="spellStart"/>
-      <w:r>
-        <w:t>resolution_status</w:t>
-      </w:r>
-      <w:proofErr w:type="spellEnd"/>
-      <w:r>
-        <w:t xml:space="preserve"> = resolved ならOKです。</w:t>
+      <w:r>
+        <w:t xml:space="preserve">resolution_status = resolved ならOKです。</w:t>
       </w:r>
     </w:p>
     <w:p>
@@ -5083,74 +2939,53 @@
           <w:bCs/>
         </w:rPr>
       </w:pPr>
-      <w:proofErr w:type="spellStart"/>
       <w:r>
         <w:rPr>
           <w:b/>
           <w:bCs/>
         </w:rPr>
+        <w:t xml:space="preserve">Interaction_Candidates など</w:t>
+      </w:r>
+    </w:p>
+    <w:p>
+      <w:r>
+        <w:t>候補シート別のinteraction rankingです。</w:t>
+      </w:r>
+    </w:p>
+    <w:p>
+      <w:r>
+        <w:t>例：</w:t>
+      </w:r>
+    </w:p>
+    <w:p>
+      <w:r>
         <w:t>Interaction_Candidates</w:t>
       </w:r>
-      <w:proofErr w:type="spellEnd"/>
-      <w:r>
-        <w:rPr>
-          <w:b/>
-          <w:bCs/>
-        </w:rPr>
-        <w:t xml:space="preserve"> など</w:t>
-      </w:r>
-    </w:p>
-    <w:p>
-      <w:r>
-        <w:t>候補シート別のinteraction rankingです。</w:t>
-      </w:r>
-    </w:p>
-    <w:p>
-      <w:r>
-        <w:t>例：</w:t>
-      </w:r>
-    </w:p>
-    <w:p>
-      <w:proofErr w:type="spellStart"/>
-      <w:r>
-        <w:t>Interaction_Candidates</w:t>
-      </w:r>
-      <w:proofErr w:type="spellEnd"/>
-    </w:p>
-    <w:p>
-      <w:proofErr w:type="spellStart"/>
+    </w:p>
+    <w:p>
       <w:r>
         <w:t>Interaction_Candidates_relaxed</w:t>
       </w:r>
-      <w:proofErr w:type="spellEnd"/>
-    </w:p>
-    <w:p>
-      <w:proofErr w:type="spellStart"/>
+    </w:p>
+    <w:p>
       <w:r>
         <w:t>Interaction_Positive_all</w:t>
       </w:r>
-      <w:proofErr w:type="spellEnd"/>
-    </w:p>
-    <w:p>
-      <w:proofErr w:type="spellStart"/>
+    </w:p>
+    <w:p>
       <w:r>
         <w:t>Interaction_Neg_unmatched</w:t>
       </w:r>
-      <w:proofErr w:type="spellEnd"/>
-    </w:p>
-    <w:p>
-      <w:proofErr w:type="spellStart"/>
+    </w:p>
+    <w:p>
       <w:r>
         <w:t>Interaction_No_hit</w:t>
       </w:r>
-      <w:proofErr w:type="spellEnd"/>
-    </w:p>
-    <w:p>
-      <w:proofErr w:type="spellStart"/>
+    </w:p>
+    <w:p>
       <w:r>
         <w:t>Interaction_Neg_weak</w:t>
       </w:r>
-      <w:proofErr w:type="spellEnd"/>
     </w:p>
     <w:p>
       <w:r>
@@ -5158,105 +2993,77 @@
       </w:r>
     </w:p>
     <w:p>
-      <w:proofErr w:type="spellStart"/>
       <w:r>
         <w:t>candidate_rank</w:t>
       </w:r>
-      <w:proofErr w:type="spellEnd"/>
-    </w:p>
-    <w:p>
-      <w:proofErr w:type="spellStart"/>
+    </w:p>
+    <w:p>
       <w:r>
         <w:t>candidate_protein_id</w:t>
       </w:r>
-      <w:proofErr w:type="spellEnd"/>
-    </w:p>
-    <w:p>
-      <w:proofErr w:type="spellStart"/>
+    </w:p>
+    <w:p>
       <w:r>
         <w:t>candidate_old_locus_tag</w:t>
       </w:r>
-      <w:proofErr w:type="spellEnd"/>
-    </w:p>
-    <w:p>
-      <w:proofErr w:type="spellStart"/>
+    </w:p>
+    <w:p>
       <w:r>
         <w:t>candidate_source</w:t>
       </w:r>
-      <w:proofErr w:type="spellEnd"/>
-    </w:p>
-    <w:p>
-      <w:proofErr w:type="spellStart"/>
+    </w:p>
+    <w:p>
       <w:r>
         <w:t>candidate_description</w:t>
       </w:r>
-      <w:proofErr w:type="spellEnd"/>
     </w:p>
     <w:p/>
     <w:p>
-      <w:proofErr w:type="spellStart"/>
       <w:r>
         <w:t>interaction_priority_score</w:t>
       </w:r>
-      <w:proofErr w:type="spellEnd"/>
-    </w:p>
-    <w:p>
-      <w:proofErr w:type="spellStart"/>
+    </w:p>
+    <w:p>
       <w:r>
         <w:lastRenderedPageBreak/>
         <w:t>distance_independent_score</w:t>
       </w:r>
-      <w:proofErr w:type="spellEnd"/>
-    </w:p>
-    <w:p>
-      <w:proofErr w:type="spellStart"/>
+    </w:p>
+    <w:p>
       <w:r>
         <w:t>distance_independent_rank</w:t>
       </w:r>
-      <w:proofErr w:type="spellEnd"/>
-    </w:p>
-    <w:p>
-      <w:proofErr w:type="spellStart"/>
+    </w:p>
+    <w:p>
       <w:r>
         <w:t>priority_group</w:t>
       </w:r>
-      <w:proofErr w:type="spellEnd"/>
     </w:p>
     <w:p/>
     <w:p>
-      <w:proofErr w:type="spellStart"/>
       <w:r>
         <w:t>same_gene_neighborhood_score</w:t>
       </w:r>
-      <w:proofErr w:type="spellEnd"/>
-    </w:p>
-    <w:p>
-      <w:proofErr w:type="spellStart"/>
+    </w:p>
+    <w:p>
       <w:r>
         <w:t>distance_bp</w:t>
       </w:r>
-      <w:proofErr w:type="spellEnd"/>
-    </w:p>
-    <w:p>
-      <w:proofErr w:type="spellStart"/>
+    </w:p>
+    <w:p>
       <w:r>
         <w:t>co_occurrence_score</w:t>
       </w:r>
-      <w:proofErr w:type="spellEnd"/>
-    </w:p>
-    <w:p>
-      <w:proofErr w:type="spellStart"/>
+    </w:p>
+    <w:p>
       <w:r>
         <w:t>domain_complementarity_score</w:t>
       </w:r>
-      <w:proofErr w:type="spellEnd"/>
-    </w:p>
-    <w:p>
-      <w:proofErr w:type="spellStart"/>
+    </w:p>
+    <w:p>
       <w:r>
         <w:t>interaction_score_reasons</w:t>
       </w:r>
-      <w:proofErr w:type="spellEnd"/>
     </w:p>
     <w:p>
       <w:r>
@@ -5273,26 +3080,13 @@
       </w:pPr>
       <w:bookmarkStart w:id="18" w:name="_Toc234083783"/>
       <w:r>
-        <w:t xml:space="preserve">17. </w:t>
-      </w:r>
-      <w:proofErr w:type="spellStart"/>
-      <w:r>
-        <w:t>interaction_priority_score</w:t>
-      </w:r>
-      <w:proofErr w:type="spellEnd"/>
-      <w:r>
-        <w:t xml:space="preserve"> の意味</w:t>
+        <w:t xml:space="preserve">17. interaction_priority_score の意味</w:t>
       </w:r>
       <w:bookmarkEnd w:id="18"/>
     </w:p>
     <w:p>
-      <w:proofErr w:type="spellStart"/>
-      <w:r>
-        <w:t>interaction_priority_score</w:t>
-      </w:r>
-      <w:proofErr w:type="spellEnd"/>
-      <w:r>
-        <w:t xml:space="preserve"> は、直接相互作用確率ではありません。</w:t>
+      <w:r>
+        <w:t xml:space="preserve">interaction_priority_score は、直接相互作用確率ではありません。</w:t>
       </w:r>
     </w:p>
     <w:p>
@@ -5301,51 +3095,29 @@
       </w:r>
     </w:p>
     <w:p>
-      <w:proofErr w:type="spellStart"/>
       <w:r>
         <w:t>candidate_priority_score</w:t>
       </w:r>
-      <w:proofErr w:type="spellEnd"/>
-    </w:p>
-    <w:p>
-      <w:r>
-        <w:t xml:space="preserve">+ </w:t>
-      </w:r>
-      <w:proofErr w:type="spellStart"/>
-      <w:r>
-        <w:t>same_gene_neighborhood_score</w:t>
-      </w:r>
-      <w:proofErr w:type="spellEnd"/>
-    </w:p>
-    <w:p>
-      <w:r>
-        <w:t xml:space="preserve">+ </w:t>
-      </w:r>
-      <w:proofErr w:type="spellStart"/>
-      <w:r>
-        <w:t>co_occurrence_score</w:t>
-      </w:r>
-      <w:proofErr w:type="spellEnd"/>
-    </w:p>
-    <w:p>
-      <w:r>
-        <w:t xml:space="preserve">+ </w:t>
-      </w:r>
-      <w:proofErr w:type="spellStart"/>
-      <w:r>
-        <w:t>domain_complementarity_score</w:t>
-      </w:r>
-      <w:proofErr w:type="spellEnd"/>
-    </w:p>
-    <w:p>
-      <w:r>
-        <w:t xml:space="preserve">+ </w:t>
-      </w:r>
-      <w:proofErr w:type="spellStart"/>
-      <w:r>
-        <w:t>alphafold_readiness_score</w:t>
-      </w:r>
-      <w:proofErr w:type="spellEnd"/>
+    </w:p>
+    <w:p>
+      <w:r>
+        <w:t xml:space="preserve">+ same_gene_neighborhood_score</w:t>
+      </w:r>
+    </w:p>
+    <w:p>
+      <w:r>
+        <w:t xml:space="preserve">+ co_occurrence_score</w:t>
+      </w:r>
+    </w:p>
+    <w:p>
+      <w:r>
+        <w:t xml:space="preserve">+ domain_complementarity_score</w:t>
+      </w:r>
+    </w:p>
+    <w:p>
+      <w:r>
+        <w:t xml:space="preserve">+ alphafold_readiness_score</w:t>
+      </w:r>
     </w:p>
     <w:p>
       <w:r>
@@ -5377,64 +3149,39 @@
       </w:pPr>
       <w:bookmarkStart w:id="19" w:name="_Toc234083784"/>
       <w:r>
-        <w:t xml:space="preserve">18. </w:t>
-      </w:r>
-      <w:proofErr w:type="spellStart"/>
+        <w:t xml:space="preserve">18. distance_independent_score の意味</w:t>
+      </w:r>
+      <w:bookmarkEnd w:id="19"/>
+    </w:p>
+    <w:p>
+      <w:r>
+        <w:t>先生の指摘を踏まえて追加した、ゲノム距離に依存しないスコアです。</w:t>
+      </w:r>
+    </w:p>
+    <w:p>
+      <w:r>
+        <w:t>式は以下です。</w:t>
+      </w:r>
+    </w:p>
+    <w:p>
       <w:r>
         <w:t>distance_independent_score</w:t>
       </w:r>
-      <w:proofErr w:type="spellEnd"/>
-      <w:r>
-        <w:t xml:space="preserve"> の意味</w:t>
-      </w:r>
-      <w:bookmarkEnd w:id="19"/>
-    </w:p>
-    <w:p>
-      <w:r>
-        <w:t>先生の指摘を踏まえて追加した、ゲノム距離に依存しないスコアです。</w:t>
-      </w:r>
-    </w:p>
-    <w:p>
-      <w:r>
-        <w:t>式は以下です。</w:t>
-      </w:r>
-    </w:p>
-    <w:p>
-      <w:proofErr w:type="spellStart"/>
-      <w:r>
-        <w:t>distance_independent_score</w:t>
-      </w:r>
-      <w:proofErr w:type="spellEnd"/>
-    </w:p>
-    <w:p>
-      <w:r>
-        <w:t xml:space="preserve">= </w:t>
-      </w:r>
-      <w:proofErr w:type="spellStart"/>
-      <w:r>
-        <w:t>candidate_priority_score</w:t>
-      </w:r>
-      <w:proofErr w:type="spellEnd"/>
-    </w:p>
-    <w:p>
-      <w:r>
-        <w:t xml:space="preserve">+ </w:t>
-      </w:r>
-      <w:proofErr w:type="spellStart"/>
-      <w:r>
-        <w:t>co_occurrence_score</w:t>
-      </w:r>
-      <w:proofErr w:type="spellEnd"/>
-    </w:p>
-    <w:p>
-      <w:r>
-        <w:t xml:space="preserve">+ </w:t>
-      </w:r>
-      <w:proofErr w:type="spellStart"/>
-      <w:r>
-        <w:t>domain_complementarity_score</w:t>
-      </w:r>
-      <w:proofErr w:type="spellEnd"/>
+    </w:p>
+    <w:p>
+      <w:r>
+        <w:t xml:space="preserve">= candidate_priority_score</w:t>
+      </w:r>
+    </w:p>
+    <w:p>
+      <w:r>
+        <w:t xml:space="preserve">+ co_occurrence_score</w:t>
+      </w:r>
+    </w:p>
+    <w:p>
+      <w:r>
+        <w:t xml:space="preserve">+ domain_complementarity_score</w:t>
+      </w:r>
     </w:p>
     <w:p>
       <w:r>
@@ -5442,18 +3189,14 @@
       </w:r>
     </w:p>
     <w:p>
-      <w:proofErr w:type="spellStart"/>
       <w:r>
         <w:t>same_gene_neighborhood_score</w:t>
       </w:r>
-      <w:proofErr w:type="spellEnd"/>
-    </w:p>
-    <w:p>
-      <w:proofErr w:type="spellStart"/>
+    </w:p>
+    <w:p>
       <w:r>
         <w:t>alphafold_readiness_score</w:t>
       </w:r>
-      <w:proofErr w:type="spellEnd"/>
     </w:p>
     <w:p>
       <w:r>
@@ -5476,15 +3219,7 @@
       </w:pPr>
       <w:bookmarkStart w:id="20" w:name="_Toc234083785"/>
       <w:r>
-        <w:t xml:space="preserve">19. </w:t>
-      </w:r>
-      <w:proofErr w:type="spellStart"/>
-      <w:r>
-        <w:t>priority_group</w:t>
-      </w:r>
-      <w:proofErr w:type="spellEnd"/>
-      <w:r>
-        <w:t xml:space="preserve"> の意味</w:t>
+        <w:t xml:space="preserve">19. priority_group の意味</w:t>
       </w:r>
       <w:bookmarkEnd w:id="20"/>
     </w:p>
@@ -5494,13 +3229,8 @@
       </w:r>
     </w:p>
     <w:p>
-      <w:proofErr w:type="spellStart"/>
-      <w:r>
-        <w:t>nearby_candidate</w:t>
-      </w:r>
-      <w:proofErr w:type="spellEnd"/>
-      <w:r>
-        <w:t>:</w:t>
+      <w:r>
+        <w:t>nearby_candidate:</w:t>
       </w:r>
     </w:p>
     <w:p>
@@ -5510,13 +3240,8 @@
     </w:p>
     <w:p/>
     <w:p>
-      <w:proofErr w:type="spellStart"/>
-      <w:r>
-        <w:t>distant_cooccurrence_candidate</w:t>
-      </w:r>
-      <w:proofErr w:type="spellEnd"/>
-      <w:r>
-        <w:t>:</w:t>
+      <w:r>
+        <w:t>distant_cooccurrence_candidate:</w:t>
       </w:r>
     </w:p>
     <w:p>
@@ -5526,61 +3251,30 @@
     </w:p>
     <w:p/>
     <w:p>
-      <w:proofErr w:type="spellStart"/>
-      <w:r>
-        <w:t>distant_domain_candidate</w:t>
-      </w:r>
-      <w:proofErr w:type="spellEnd"/>
-      <w:r>
-        <w:t>:</w:t>
-      </w:r>
-    </w:p>
-    <w:p>
-      <w:r>
-        <w:t xml:space="preserve">  遠いが、domain/</w:t>
-      </w:r>
-      <w:proofErr w:type="spellStart"/>
-      <w:r>
-        <w:t>Pfam</w:t>
-      </w:r>
-      <w:proofErr w:type="spellEnd"/>
-      <w:r>
-        <w:t>/description的に気になる候補。</w:t>
+      <w:r>
+        <w:t>distant_domain_candidate:</w:t>
+      </w:r>
+    </w:p>
+    <w:p>
+      <w:r>
+        <w:t xml:space="preserve">  遠いが、domain/Pfam/description的に気になる候補。</w:t>
       </w:r>
     </w:p>
     <w:p/>
     <w:p>
-      <w:proofErr w:type="spellStart"/>
-      <w:r>
-        <w:t>no_hit_candidate</w:t>
-      </w:r>
-      <w:proofErr w:type="spellEnd"/>
-      <w:r>
-        <w:t>:</w:t>
-      </w:r>
-    </w:p>
-    <w:p>
-      <w:r>
-        <w:t xml:space="preserve">  </w:t>
-      </w:r>
-      <w:proofErr w:type="spellStart"/>
-      <w:r>
-        <w:t>No_hit</w:t>
-      </w:r>
-      <w:proofErr w:type="spellEnd"/>
-      <w:r>
-        <w:t>由来の未知候補。</w:t>
+      <w:r>
+        <w:t>no_hit_candidate:</w:t>
+      </w:r>
+    </w:p>
+    <w:p>
+      <w:r>
+        <w:t xml:space="preserve">  No_hit由来の未知候補。</w:t>
       </w:r>
     </w:p>
     <w:p/>
     <w:p>
-      <w:proofErr w:type="spellStart"/>
-      <w:r>
-        <w:t>general_candidate</w:t>
-      </w:r>
-      <w:proofErr w:type="spellEnd"/>
-      <w:r>
-        <w:t>:</w:t>
+      <w:r>
+        <w:t>general_candidate:</w:t>
       </w:r>
     </w:p>
     <w:p>
@@ -5618,26 +3312,13 @@
       </w:pPr>
       <w:bookmarkStart w:id="21" w:name="_Toc234083786"/>
       <w:r>
-        <w:t xml:space="preserve">20. </w:t>
-      </w:r>
-      <w:proofErr w:type="spellStart"/>
-      <w:r>
-        <w:t>Interaction_Neighborhood</w:t>
-      </w:r>
-      <w:proofErr w:type="spellEnd"/>
-      <w:r>
-        <w:t xml:space="preserve"> の見方</w:t>
+        <w:t xml:space="preserve">20. Interaction_Neighborhood の見方</w:t>
       </w:r>
       <w:bookmarkEnd w:id="21"/>
     </w:p>
     <w:p>
-      <w:proofErr w:type="spellStart"/>
-      <w:r>
-        <w:t>Interaction_Neighborhood</w:t>
-      </w:r>
-      <w:proofErr w:type="spellEnd"/>
-      <w:r>
-        <w:t xml:space="preserve"> は、query周辺の候補を距離順にまとめたシートです。</w:t>
+      <w:r>
+        <w:t xml:space="preserve">Interaction_Neighborhood は、query周辺の候補を距離順にまとめたシートです。</w:t>
       </w:r>
     </w:p>
     <w:p>
@@ -5646,84 +3327,59 @@
       </w:r>
     </w:p>
     <w:p>
-      <w:proofErr w:type="spellStart"/>
       <w:r>
         <w:t>query_old_locus_tag</w:t>
       </w:r>
-      <w:proofErr w:type="spellEnd"/>
-    </w:p>
-    <w:p>
-      <w:proofErr w:type="spellStart"/>
+    </w:p>
+    <w:p>
       <w:r>
         <w:t>candidate_old_locus_tag</w:t>
       </w:r>
-      <w:proofErr w:type="spellEnd"/>
-    </w:p>
-    <w:p>
-      <w:proofErr w:type="spellStart"/>
+    </w:p>
+    <w:p>
       <w:r>
         <w:t>candidate_source</w:t>
       </w:r>
-      <w:proofErr w:type="spellEnd"/>
-    </w:p>
-    <w:p>
-      <w:proofErr w:type="spellStart"/>
+    </w:p>
+    <w:p>
       <w:r>
         <w:t>candidate_description</w:t>
       </w:r>
-      <w:proofErr w:type="spellEnd"/>
-    </w:p>
-    <w:p>
-      <w:proofErr w:type="spellStart"/>
+    </w:p>
+    <w:p>
       <w:r>
         <w:t>distance_bp</w:t>
       </w:r>
-      <w:proofErr w:type="spellEnd"/>
-    </w:p>
-    <w:p>
-      <w:proofErr w:type="spellStart"/>
+    </w:p>
+    <w:p>
       <w:r>
         <w:t>neighborhood_band</w:t>
       </w:r>
-      <w:proofErr w:type="spellEnd"/>
-    </w:p>
-    <w:p>
-      <w:proofErr w:type="spellStart"/>
+    </w:p>
+    <w:p>
       <w:r>
         <w:t>same_gene_neighborhood_score</w:t>
       </w:r>
-      <w:proofErr w:type="spellEnd"/>
-    </w:p>
-    <w:p>
-      <w:proofErr w:type="spellStart"/>
+    </w:p>
+    <w:p>
       <w:r>
         <w:t>interaction_priority_score</w:t>
       </w:r>
-      <w:proofErr w:type="spellEnd"/>
-    </w:p>
-    <w:p>
-      <w:proofErr w:type="spellStart"/>
+    </w:p>
+    <w:p>
       <w:r>
         <w:t>domain_complementarity_score</w:t>
       </w:r>
-      <w:proofErr w:type="spellEnd"/>
-    </w:p>
-    <w:p>
-      <w:proofErr w:type="spellStart"/>
+    </w:p>
+    <w:p>
       <w:r>
         <w:lastRenderedPageBreak/>
         <w:t>interaction_score_reasons</w:t>
       </w:r>
-      <w:proofErr w:type="spellEnd"/>
-    </w:p>
-    <w:p>
-      <w:proofErr w:type="spellStart"/>
-      <w:r>
-        <w:t>neighborhood_band</w:t>
-      </w:r>
-      <w:proofErr w:type="spellEnd"/>
-      <w:r>
-        <w:t xml:space="preserve"> は以下のように分類されます。</w:t>
+    </w:p>
+    <w:p>
+      <w:r>
+        <w:t xml:space="preserve">neighborhood_band は以下のように分類されます。</w:t>
       </w:r>
     </w:p>
     <w:p>
@@ -5747,11 +3403,9 @@
       </w:r>
     </w:p>
     <w:p>
-      <w:proofErr w:type="spellStart"/>
       <w:r>
         <w:t>different_contig</w:t>
       </w:r>
-      <w:proofErr w:type="spellEnd"/>
     </w:p>
     <w:p>
       <w:r>
@@ -5761,8 +3415,6 @@
     <w:p>
       <w:r>
         <w:t>ただし、これは近傍候補を見るためのシートです。</w:t>
-      </w:r>
-      <w:r>
         <w:br/>
         <w:t>遠距離候補を否定するものではありません。</w:t>
       </w:r>
@@ -5798,100 +3450,48 @@
     </w:p>
     <w:p>
       <w:r>
-        <w:t xml:space="preserve">1. </w:t>
-      </w:r>
-      <w:proofErr w:type="spellStart"/>
+        <w:t xml:space="preserve">1. interaction_priority_score 上位</w:t>
+      </w:r>
+    </w:p>
+    <w:p>
+      <w:r>
+        <w:t xml:space="preserve">2. distance_independent_rank 上位</w:t>
+      </w:r>
+    </w:p>
+    <w:p>
+      <w:r>
+        <w:t xml:space="preserve">3. Interaction_Neighborhood で近い候補</w:t>
+      </w:r>
+    </w:p>
+    <w:p>
+      <w:r>
+        <w:t xml:space="preserve">4. No_hit 由来の候補</w:t>
+      </w:r>
+    </w:p>
+    <w:p>
+      <w:r>
+        <w:t xml:space="preserve">5. Candidates / Candidates_relaxed 由来の候補</w:t>
+      </w:r>
+    </w:p>
+    <w:p>
+      <w:r>
+        <w:t xml:space="preserve">6. domain_complementarity_score が高い候補</w:t>
+      </w:r>
+    </w:p>
+    <w:p>
+      <w:r>
+        <w:t>特に、以下の両方で上位に来る候補は優先度が高いです。</w:t>
+      </w:r>
+    </w:p>
+    <w:p>
       <w:r>
         <w:t>interaction_priority_score</w:t>
       </w:r>
-      <w:proofErr w:type="spellEnd"/>
-      <w:r>
-        <w:t xml:space="preserve"> 上位</w:t>
-      </w:r>
-    </w:p>
-    <w:p>
-      <w:r>
-        <w:t xml:space="preserve">2. </w:t>
-      </w:r>
-      <w:proofErr w:type="spellStart"/>
+    </w:p>
+    <w:p>
       <w:r>
         <w:t>distance_independent_rank</w:t>
       </w:r>
-      <w:proofErr w:type="spellEnd"/>
-      <w:r>
-        <w:t xml:space="preserve"> 上位</w:t>
-      </w:r>
-    </w:p>
-    <w:p>
-      <w:r>
-        <w:t xml:space="preserve">3. </w:t>
-      </w:r>
-      <w:proofErr w:type="spellStart"/>
-      <w:r>
-        <w:t>Interaction_Neighborhood</w:t>
-      </w:r>
-      <w:proofErr w:type="spellEnd"/>
-      <w:r>
-        <w:t xml:space="preserve"> で近い候補</w:t>
-      </w:r>
-    </w:p>
-    <w:p>
-      <w:r>
-        <w:t xml:space="preserve">4. </w:t>
-      </w:r>
-      <w:proofErr w:type="spellStart"/>
-      <w:r>
-        <w:t>No_hit</w:t>
-      </w:r>
-      <w:proofErr w:type="spellEnd"/>
-      <w:r>
-        <w:t xml:space="preserve"> 由来の候補</w:t>
-      </w:r>
-    </w:p>
-    <w:p>
-      <w:r>
-        <w:t xml:space="preserve">5. Candidates / </w:t>
-      </w:r>
-      <w:proofErr w:type="spellStart"/>
-      <w:r>
-        <w:t>Candidates_relaxed</w:t>
-      </w:r>
-      <w:proofErr w:type="spellEnd"/>
-      <w:r>
-        <w:t xml:space="preserve"> 由来の候補</w:t>
-      </w:r>
-    </w:p>
-    <w:p>
-      <w:r>
-        <w:t xml:space="preserve">6. </w:t>
-      </w:r>
-      <w:proofErr w:type="spellStart"/>
-      <w:r>
-        <w:t>domain_complementarity_score</w:t>
-      </w:r>
-      <w:proofErr w:type="spellEnd"/>
-      <w:r>
-        <w:t xml:space="preserve"> が高い候補</w:t>
-      </w:r>
-    </w:p>
-    <w:p>
-      <w:r>
-        <w:t>特に、以下の両方で上位に来る候補は優先度が高いです。</w:t>
-      </w:r>
-    </w:p>
-    <w:p>
-      <w:proofErr w:type="spellStart"/>
-      <w:r>
-        <w:t>interaction_priority_score</w:t>
-      </w:r>
-      <w:proofErr w:type="spellEnd"/>
-    </w:p>
-    <w:p>
-      <w:proofErr w:type="spellStart"/>
-      <w:r>
-        <w:t>distance_independent_rank</w:t>
-      </w:r>
-      <w:proofErr w:type="spellEnd"/>
     </w:p>
     <w:p>
       <w:r>
@@ -5914,25 +3514,12 @@
     </w:p>
     <w:p>
       <w:r>
-        <w:t xml:space="preserve">AlphaFold3でペア予測した場合、特に重要なのは </w:t>
-      </w:r>
-      <w:proofErr w:type="spellStart"/>
-      <w:r>
-        <w:t>ipTM</w:t>
-      </w:r>
-      <w:proofErr w:type="spellEnd"/>
-      <w:r>
-        <w:t xml:space="preserve"> です。</w:t>
-      </w:r>
-    </w:p>
-    <w:p>
-      <w:proofErr w:type="spellStart"/>
-      <w:r>
-        <w:t>pTM</w:t>
-      </w:r>
-      <w:proofErr w:type="spellEnd"/>
-      <w:r>
-        <w:t>:</w:t>
+        <w:t xml:space="preserve">AlphaFold3でペア予測した場合、特に重要なのは ipTM です。</w:t>
+      </w:r>
+    </w:p>
+    <w:p>
+      <w:r>
+        <w:t>pTM:</w:t>
       </w:r>
     </w:p>
     <w:p>
@@ -5942,13 +3529,8 @@
     </w:p>
     <w:p/>
     <w:p>
-      <w:proofErr w:type="spellStart"/>
-      <w:r>
-        <w:t>ipTM</w:t>
-      </w:r>
-      <w:proofErr w:type="spellEnd"/>
-      <w:r>
-        <w:t>:</w:t>
+      <w:r>
+        <w:t>ipTM:</w:t>
       </w:r>
     </w:p>
     <w:p>
@@ -5962,14 +3544,9 @@
       </w:r>
     </w:p>
     <w:p>
-      <w:proofErr w:type="spellStart"/>
       <w:r>
         <w:lastRenderedPageBreak/>
-        <w:t>ipTM</w:t>
-      </w:r>
-      <w:proofErr w:type="spellEnd"/>
-      <w:r>
-        <w:t xml:space="preserve"> 0.8以上:</w:t>
+        <w:t xml:space="preserve">ipTM 0.8以上:</w:t>
       </w:r>
     </w:p>
     <w:p>
@@ -5979,13 +3556,8 @@
     </w:p>
     <w:p/>
     <w:p>
-      <w:proofErr w:type="spellStart"/>
-      <w:r>
-        <w:t>ipTM</w:t>
-      </w:r>
-      <w:proofErr w:type="spellEnd"/>
-      <w:r>
-        <w:t xml:space="preserve"> 0.6〜0.8:</w:t>
+      <w:r>
+        <w:t xml:space="preserve">ipTM 0.6〜0.8:</w:t>
       </w:r>
     </w:p>
     <w:p>
@@ -5995,13 +3567,8 @@
     </w:p>
     <w:p/>
     <w:p>
-      <w:proofErr w:type="spellStart"/>
-      <w:r>
-        <w:t>ipTM</w:t>
-      </w:r>
-      <w:proofErr w:type="spellEnd"/>
-      <w:r>
-        <w:t xml:space="preserve"> 0.6未満:</w:t>
+      <w:r>
+        <w:t xml:space="preserve">ipTM 0.6未満:</w:t>
       </w:r>
     </w:p>
     <w:p>
@@ -6045,83 +3612,73 @@
     </w:p>
     <w:p>
       <w:r>
-        <w:t xml:space="preserve">data/ や </w:t>
-      </w:r>
-      <w:proofErr w:type="spellStart"/>
+        <w:t xml:space="preserve">data/ や config.yaml の本番用設定が混ざらないように注意します。</w:t>
+      </w:r>
+    </w:p>
+    <w:p>
+      <w:r>
+        <w:t>安全にaddする例：</w:t>
+      </w:r>
+    </w:p>
+    <w:p>
+      <w:r>
+        <w:t>git add \</w:t>
+      </w:r>
+    </w:p>
+    <w:p>
+      <w:r>
+        <w:t>analysis/interaction_scoring.py \</w:t>
+      </w:r>
+    </w:p>
+    <w:p>
+      <w:r>
+        <w:t>output/excel.py \</w:t>
+      </w:r>
+    </w:p>
+    <w:p>
+      <w:r>
+        <w:t>config.py \</w:t>
+      </w:r>
+    </w:p>
+    <w:p>
+      <w:r>
+        <w:t>tests/test_interaction_scoring.py \</w:t>
+      </w:r>
+    </w:p>
+    <w:p>
+      <w:r>
+        <w:t>tests/test_excel_output.py \</w:t>
+      </w:r>
+    </w:p>
+    <w:p>
+      <w:r>
+        <w:t>tests/test_config_validation.py</w:t>
+      </w:r>
+    </w:p>
+    <w:p>
+      <w:r>
+        <w:t>ステージされたファイルを確認します。</w:t>
+      </w:r>
+    </w:p>
+    <w:p>
+      <w:r>
+        <w:t>git diff --cached --name-only</w:t>
+      </w:r>
+    </w:p>
+    <w:p>
+      <w:r>
+        <w:t>ここに以下が入っていなければOKです。</w:t>
+      </w:r>
+    </w:p>
+    <w:p>
+      <w:r>
+        <w:t>data/</w:t>
+      </w:r>
+    </w:p>
+    <w:p>
       <w:r>
         <w:t>config.yaml</w:t>
       </w:r>
-      <w:proofErr w:type="spellEnd"/>
-      <w:r>
-        <w:t xml:space="preserve"> の本番用設定が混ざらないように注意します。</w:t>
-      </w:r>
-    </w:p>
-    <w:p>
-      <w:r>
-        <w:t>安全にaddする例：</w:t>
-      </w:r>
-    </w:p>
-    <w:p>
-      <w:r>
-        <w:t>git add \</w:t>
-      </w:r>
-    </w:p>
-    <w:p>
-      <w:r>
-        <w:t>analysis/interaction_scoring.py \</w:t>
-      </w:r>
-    </w:p>
-    <w:p>
-      <w:r>
-        <w:t>output/excel.py \</w:t>
-      </w:r>
-    </w:p>
-    <w:p>
-      <w:r>
-        <w:t>config.py \</w:t>
-      </w:r>
-    </w:p>
-    <w:p>
-      <w:r>
-        <w:t>tests/test_interaction_scoring.py \</w:t>
-      </w:r>
-    </w:p>
-    <w:p>
-      <w:r>
-        <w:t>tests/test_excel_output.py \</w:t>
-      </w:r>
-    </w:p>
-    <w:p>
-      <w:r>
-        <w:t>tests/test_config_validation.py</w:t>
-      </w:r>
-    </w:p>
-    <w:p>
-      <w:r>
-        <w:t>ステージされたファイルを確認します。</w:t>
-      </w:r>
-    </w:p>
-    <w:p>
-      <w:r>
-        <w:t>git diff --cached --name-only</w:t>
-      </w:r>
-    </w:p>
-    <w:p>
-      <w:r>
-        <w:t>ここに以下が入っていなければOKです。</w:t>
-      </w:r>
-    </w:p>
-    <w:p>
-      <w:r>
-        <w:t>data/</w:t>
-      </w:r>
-    </w:p>
-    <w:p>
-      <w:proofErr w:type="spellStart"/>
-      <w:r>
-        <w:t>config.yaml</w:t>
-      </w:r>
-      <w:proofErr w:type="spellEnd"/>
     </w:p>
     <w:p>
       <w:r>
@@ -6130,15 +3687,7 @@
     </w:p>
     <w:p>
       <w:r>
-        <w:t xml:space="preserve">git commit -m "Update </w:t>
-      </w:r>
-      <w:proofErr w:type="spellStart"/>
-      <w:r>
-        <w:t>ProteinHunter</w:t>
-      </w:r>
-      <w:proofErr w:type="spellEnd"/>
-      <w:r>
-        <w:t xml:space="preserve"> analysis workflow"</w:t>
+        <w:t xml:space="preserve">git commit -m "Update ProteinHunter analysis workflow"</w:t>
       </w:r>
     </w:p>
     <w:p>
@@ -6187,45 +3736,19 @@
       </w:r>
     </w:p>
     <w:p>
-      <w:proofErr w:type="spellStart"/>
-      <w:r>
-        <w:t>sudo</w:t>
-      </w:r>
-      <w:proofErr w:type="spellEnd"/>
-      <w:r>
-        <w:t xml:space="preserve"> apt update</w:t>
-      </w:r>
-    </w:p>
-    <w:p>
-      <w:proofErr w:type="spellStart"/>
-      <w:r>
-        <w:t>sudo</w:t>
-      </w:r>
-      <w:proofErr w:type="spellEnd"/>
-      <w:r>
-        <w:t xml:space="preserve"> apt install -y git python3 python3-venv python3-pip </w:t>
-      </w:r>
-      <w:proofErr w:type="spellStart"/>
-      <w:r>
-        <w:t>ncbi</w:t>
-      </w:r>
-      <w:proofErr w:type="spellEnd"/>
-      <w:r>
-        <w:t>-blast+</w:t>
+      <w:r>
+        <w:t xml:space="preserve">sudo apt update</w:t>
+      </w:r>
+    </w:p>
+    <w:p>
+      <w:r>
+        <w:t xml:space="preserve">sudo apt install -y git python3 python3-venv python3-pip ncbi-blast+</w:t>
       </w:r>
     </w:p>
     <w:p/>
     <w:p>
       <w:r>
-        <w:t>cd /</w:t>
-      </w:r>
-      <w:proofErr w:type="spellStart"/>
-      <w:r>
-        <w:t>mnt</w:t>
-      </w:r>
-      <w:proofErr w:type="spellEnd"/>
-      <w:r>
-        <w:t>/c/Users/nyako/Documents/GitHub</w:t>
+        <w:t>cd /mnt/c/Users/nyako/Documents/GitHub</w:t>
       </w:r>
     </w:p>
     <w:p>
@@ -6241,33 +3764,12 @@
     <w:p/>
     <w:p>
       <w:r>
-        <w:t xml:space="preserve">python3 -m </w:t>
-      </w:r>
-      <w:proofErr w:type="spellStart"/>
-      <w:r>
-        <w:t>venv</w:t>
-      </w:r>
-      <w:proofErr w:type="spellEnd"/>
-      <w:r>
-        <w:t xml:space="preserve"> .</w:t>
-      </w:r>
-      <w:proofErr w:type="spellStart"/>
-      <w:r>
-        <w:t>venv</w:t>
-      </w:r>
-      <w:proofErr w:type="spellEnd"/>
-    </w:p>
-    <w:p>
-      <w:r>
-        <w:t>source .</w:t>
-      </w:r>
-      <w:proofErr w:type="spellStart"/>
-      <w:r>
-        <w:t>venv</w:t>
-      </w:r>
-      <w:proofErr w:type="spellEnd"/>
-      <w:r>
-        <w:t>/bin/activate</w:t>
+        <w:t xml:space="preserve">python3 -m venv .venv</w:t>
+      </w:r>
+    </w:p>
+    <w:p>
+      <w:r>
+        <w:t>source .venv/bin/activate</w:t>
       </w:r>
     </w:p>
     <w:p/>
@@ -6284,80 +3786,27 @@
     <w:p/>
     <w:p>
       <w:r>
-        <w:t>.</w:t>
-      </w:r>
-      <w:proofErr w:type="spellStart"/>
-      <w:r>
-        <w:t>venv</w:t>
-      </w:r>
-      <w:proofErr w:type="spellEnd"/>
-      <w:r>
-        <w:t>/bin/python main.py --check-only</w:t>
-      </w:r>
-    </w:p>
-    <w:p>
-      <w:r>
-        <w:t>.</w:t>
-      </w:r>
-      <w:proofErr w:type="spellStart"/>
-      <w:r>
-        <w:t>venv</w:t>
-      </w:r>
-      <w:proofErr w:type="spellEnd"/>
-      <w:r>
-        <w:t xml:space="preserve">/bin/python main.py --config </w:t>
-      </w:r>
-      <w:proofErr w:type="spellStart"/>
-      <w:r>
-        <w:t>config.demo.yaml</w:t>
-      </w:r>
-      <w:proofErr w:type="spellEnd"/>
-      <w:r>
-        <w:t xml:space="preserve"> --check-only</w:t>
-      </w:r>
-    </w:p>
-    <w:p>
-      <w:r>
-        <w:t>.</w:t>
-      </w:r>
-      <w:proofErr w:type="spellStart"/>
-      <w:r>
-        <w:t>venv</w:t>
-      </w:r>
-      <w:proofErr w:type="spellEnd"/>
-      <w:r>
-        <w:t xml:space="preserve">/bin/python main.py --config </w:t>
-      </w:r>
-      <w:proofErr w:type="spellStart"/>
-      <w:r>
-        <w:t>config.demo.yaml</w:t>
-      </w:r>
-      <w:proofErr w:type="spellEnd"/>
-    </w:p>
-    <w:p>
-      <w:r>
-        <w:t>その後、必要な本番データを data/ に配置し、</w:t>
-      </w:r>
-      <w:proofErr w:type="spellStart"/>
-      <w:r>
-        <w:t>config.yaml</w:t>
-      </w:r>
-      <w:proofErr w:type="spellEnd"/>
-      <w:r>
-        <w:t xml:space="preserve"> を調整して実行します。</w:t>
-      </w:r>
-    </w:p>
-    <w:p>
-      <w:r>
-        <w:t>.</w:t>
-      </w:r>
-      <w:proofErr w:type="spellStart"/>
-      <w:r>
-        <w:t>venv</w:t>
-      </w:r>
-      <w:proofErr w:type="spellEnd"/>
-      <w:r>
-        <w:t>/bin/python main.py</w:t>
+        <w:t>.venv/bin/python main.py --check-only</w:t>
+      </w:r>
+    </w:p>
+    <w:p>
+      <w:r>
+        <w:t xml:space="preserve">.venv/bin/python main.py --config config.demo.yaml --check-only</w:t>
+      </w:r>
+    </w:p>
+    <w:p>
+      <w:r>
+        <w:t xml:space="preserve">.venv/bin/python main.py --config config.demo.yaml</w:t>
+      </w:r>
+    </w:p>
+    <w:p>
+      <w:r>
+        <w:t xml:space="preserve">その後、必要な本番データを data/ に配置し、config.yaml を調整して実行します。</w:t>
+      </w:r>
+    </w:p>
+    <w:p>
+      <w:r>
+        <w:t>.venv/bin/python main.py</w:t>
       </w:r>
     </w:p>
     <w:p>
@@ -6385,13 +3834,8 @@
       </w:r>
     </w:p>
     <w:p>
-      <w:proofErr w:type="spellStart"/>
-      <w:r>
-        <w:t>annotation_targets</w:t>
-      </w:r>
-      <w:proofErr w:type="spellEnd"/>
-      <w:r>
-        <w:t>:</w:t>
+      <w:r>
+        <w:t>annotation_targets:</w:t>
       </w:r>
     </w:p>
     <w:p>
@@ -6401,319 +3845,127 @@
     </w:p>
     <w:p>
       <w:r>
-        <w:t xml:space="preserve">    </w:t>
-      </w:r>
-      <w:proofErr w:type="spellStart"/>
-      <w:r>
-        <w:t>gff</w:t>
-      </w:r>
-      <w:proofErr w:type="spellEnd"/>
-      <w:r>
-        <w:t>: true</w:t>
-      </w:r>
-    </w:p>
-    <w:p>
-      <w:r>
-        <w:t xml:space="preserve">    </w:t>
-      </w:r>
-      <w:proofErr w:type="spellStart"/>
-      <w:r>
-        <w:t>pfam</w:t>
-      </w:r>
-      <w:proofErr w:type="spellEnd"/>
-      <w:r>
-        <w:t>: true</w:t>
-      </w:r>
-    </w:p>
-    <w:p>
-      <w:r>
-        <w:t xml:space="preserve">    </w:t>
-      </w:r>
-      <w:proofErr w:type="spellStart"/>
-      <w:r>
-        <w:t>uniprot</w:t>
-      </w:r>
-      <w:proofErr w:type="spellEnd"/>
-      <w:r>
-        <w:t>: false</w:t>
-      </w:r>
-    </w:p>
-    <w:p>
-      <w:r>
-        <w:t xml:space="preserve">    </w:t>
-      </w:r>
-      <w:proofErr w:type="spellStart"/>
-      <w:r>
-        <w:t>alphafold</w:t>
-      </w:r>
-      <w:proofErr w:type="spellEnd"/>
-      <w:r>
-        <w:t>: false</w:t>
+        <w:t xml:space="preserve">    gff: true</w:t>
+      </w:r>
+    </w:p>
+    <w:p>
+      <w:r>
+        <w:t xml:space="preserve">    pfam: true</w:t>
+      </w:r>
+    </w:p>
+    <w:p>
+      <w:r>
+        <w:t xml:space="preserve">    uniprot: false</w:t>
+      </w:r>
+    </w:p>
+    <w:p>
+      <w:r>
+        <w:t xml:space="preserve">    alphafold: false</w:t>
       </w:r>
     </w:p>
     <w:p/>
     <w:p>
       <w:r>
-        <w:t xml:space="preserve">  </w:t>
-      </w:r>
-      <w:proofErr w:type="spellStart"/>
-      <w:r>
-        <w:t>candidates_relaxed</w:t>
-      </w:r>
-      <w:proofErr w:type="spellEnd"/>
-      <w:r>
-        <w:t>:</w:t>
+        <w:t xml:space="preserve">  candidates_relaxed:</w:t>
       </w:r>
     </w:p>
     <w:p>
       <w:r>
         <w:lastRenderedPageBreak/>
-        <w:t xml:space="preserve">    </w:t>
-      </w:r>
-      <w:proofErr w:type="spellStart"/>
-      <w:r>
-        <w:t>gff</w:t>
-      </w:r>
-      <w:proofErr w:type="spellEnd"/>
-      <w:r>
-        <w:t>: true</w:t>
-      </w:r>
-    </w:p>
-    <w:p>
-      <w:r>
-        <w:t xml:space="preserve">    </w:t>
-      </w:r>
-      <w:proofErr w:type="spellStart"/>
-      <w:r>
-        <w:t>pfam</w:t>
-      </w:r>
-      <w:proofErr w:type="spellEnd"/>
-      <w:r>
-        <w:t>: true</w:t>
-      </w:r>
-    </w:p>
-    <w:p>
-      <w:r>
-        <w:t xml:space="preserve">    </w:t>
-      </w:r>
-      <w:proofErr w:type="spellStart"/>
-      <w:r>
-        <w:t>uniprot</w:t>
-      </w:r>
-      <w:proofErr w:type="spellEnd"/>
-      <w:r>
-        <w:t>: false</w:t>
-      </w:r>
-    </w:p>
-    <w:p>
-      <w:r>
-        <w:t xml:space="preserve">    </w:t>
-      </w:r>
-      <w:proofErr w:type="spellStart"/>
-      <w:r>
-        <w:t>alphafold</w:t>
-      </w:r>
-      <w:proofErr w:type="spellEnd"/>
-      <w:r>
-        <w:t>: false</w:t>
+        <w:t xml:space="preserve">    gff: true</w:t>
+      </w:r>
+    </w:p>
+    <w:p>
+      <w:r>
+        <w:t xml:space="preserve">    pfam: true</w:t>
+      </w:r>
+    </w:p>
+    <w:p>
+      <w:r>
+        <w:t xml:space="preserve">    uniprot: false</w:t>
+      </w:r>
+    </w:p>
+    <w:p>
+      <w:r>
+        <w:t xml:space="preserve">    alphafold: false</w:t>
       </w:r>
     </w:p>
     <w:p/>
     <w:p>
       <w:r>
-        <w:t xml:space="preserve">  </w:t>
-      </w:r>
-      <w:proofErr w:type="spellStart"/>
-      <w:r>
-        <w:t>no_hit</w:t>
-      </w:r>
-      <w:proofErr w:type="spellEnd"/>
-      <w:r>
-        <w:t>:</w:t>
-      </w:r>
-    </w:p>
-    <w:p>
-      <w:r>
-        <w:t xml:space="preserve">    </w:t>
-      </w:r>
-      <w:proofErr w:type="spellStart"/>
-      <w:r>
-        <w:t>gff</w:t>
-      </w:r>
-      <w:proofErr w:type="spellEnd"/>
-      <w:r>
-        <w:t>: true</w:t>
-      </w:r>
-    </w:p>
-    <w:p>
-      <w:r>
-        <w:t xml:space="preserve">    </w:t>
-      </w:r>
-      <w:proofErr w:type="spellStart"/>
-      <w:r>
-        <w:t>pfam</w:t>
-      </w:r>
-      <w:proofErr w:type="spellEnd"/>
-      <w:r>
-        <w:t>: true</w:t>
-      </w:r>
-    </w:p>
-    <w:p>
-      <w:r>
-        <w:t xml:space="preserve">    </w:t>
-      </w:r>
-      <w:proofErr w:type="spellStart"/>
-      <w:r>
-        <w:t>uniprot</w:t>
-      </w:r>
-      <w:proofErr w:type="spellEnd"/>
-      <w:r>
-        <w:t>: false</w:t>
-      </w:r>
-    </w:p>
-    <w:p>
-      <w:r>
-        <w:t xml:space="preserve">    </w:t>
-      </w:r>
-      <w:proofErr w:type="spellStart"/>
-      <w:r>
-        <w:t>alphafold</w:t>
-      </w:r>
-      <w:proofErr w:type="spellEnd"/>
-      <w:r>
-        <w:t>: false</w:t>
+        <w:t xml:space="preserve">  no_hit:</w:t>
+      </w:r>
+    </w:p>
+    <w:p>
+      <w:r>
+        <w:t xml:space="preserve">    gff: true</w:t>
+      </w:r>
+    </w:p>
+    <w:p>
+      <w:r>
+        <w:t xml:space="preserve">    pfam: true</w:t>
+      </w:r>
+    </w:p>
+    <w:p>
+      <w:r>
+        <w:t xml:space="preserve">    uniprot: false</w:t>
+      </w:r>
+    </w:p>
+    <w:p>
+      <w:r>
+        <w:t xml:space="preserve">    alphafold: false</w:t>
       </w:r>
     </w:p>
     <w:p/>
     <w:p>
       <w:r>
-        <w:t xml:space="preserve">  </w:t>
-      </w:r>
-      <w:proofErr w:type="spellStart"/>
-      <w:r>
-        <w:t>negative_unmatched</w:t>
-      </w:r>
-      <w:proofErr w:type="spellEnd"/>
-      <w:r>
-        <w:t>:</w:t>
-      </w:r>
-    </w:p>
-    <w:p>
-      <w:r>
-        <w:t xml:space="preserve">    </w:t>
-      </w:r>
-      <w:proofErr w:type="spellStart"/>
-      <w:r>
-        <w:t>gff</w:t>
-      </w:r>
-      <w:proofErr w:type="spellEnd"/>
-      <w:r>
-        <w:t>: true</w:t>
-      </w:r>
-    </w:p>
-    <w:p>
-      <w:r>
-        <w:t xml:space="preserve">    </w:t>
-      </w:r>
-      <w:proofErr w:type="spellStart"/>
-      <w:r>
-        <w:t>pfam</w:t>
-      </w:r>
-      <w:proofErr w:type="spellEnd"/>
-      <w:r>
-        <w:t>: false</w:t>
-      </w:r>
-    </w:p>
-    <w:p>
-      <w:r>
-        <w:t xml:space="preserve">    </w:t>
-      </w:r>
-      <w:proofErr w:type="spellStart"/>
-      <w:r>
-        <w:t>uniprot</w:t>
-      </w:r>
-      <w:proofErr w:type="spellEnd"/>
-      <w:r>
-        <w:t>: false</w:t>
-      </w:r>
-    </w:p>
-    <w:p>
-      <w:r>
-        <w:t xml:space="preserve">    </w:t>
-      </w:r>
-      <w:proofErr w:type="spellStart"/>
-      <w:r>
-        <w:t>alphafold</w:t>
-      </w:r>
-      <w:proofErr w:type="spellEnd"/>
-      <w:r>
-        <w:t>: false</w:t>
+        <w:t xml:space="preserve">  negative_unmatched:</w:t>
+      </w:r>
+    </w:p>
+    <w:p>
+      <w:r>
+        <w:t xml:space="preserve">    gff: true</w:t>
+      </w:r>
+    </w:p>
+    <w:p>
+      <w:r>
+        <w:t xml:space="preserve">    pfam: false</w:t>
+      </w:r>
+    </w:p>
+    <w:p>
+      <w:r>
+        <w:t xml:space="preserve">    uniprot: false</w:t>
+      </w:r>
+    </w:p>
+    <w:p>
+      <w:r>
+        <w:t xml:space="preserve">    alphafold: false</w:t>
       </w:r>
     </w:p>
     <w:p/>
     <w:p>
       <w:r>
-        <w:t xml:space="preserve">  </w:t>
-      </w:r>
-      <w:proofErr w:type="spellStart"/>
-      <w:r>
-        <w:t>negative_hit</w:t>
-      </w:r>
-      <w:proofErr w:type="spellEnd"/>
-      <w:r>
-        <w:t>:</w:t>
-      </w:r>
-    </w:p>
-    <w:p>
-      <w:r>
-        <w:t xml:space="preserve">    </w:t>
-      </w:r>
-      <w:proofErr w:type="spellStart"/>
-      <w:r>
-        <w:t>gff</w:t>
-      </w:r>
-      <w:proofErr w:type="spellEnd"/>
-      <w:r>
-        <w:t>: true</w:t>
-      </w:r>
-    </w:p>
-    <w:p>
-      <w:r>
-        <w:t xml:space="preserve">    </w:t>
-      </w:r>
-      <w:proofErr w:type="spellStart"/>
-      <w:r>
-        <w:t>pfam</w:t>
-      </w:r>
-      <w:proofErr w:type="spellEnd"/>
-      <w:r>
-        <w:t>: false</w:t>
-      </w:r>
-    </w:p>
-    <w:p>
-      <w:r>
-        <w:t xml:space="preserve">    </w:t>
-      </w:r>
-      <w:proofErr w:type="spellStart"/>
-      <w:r>
-        <w:t>uniprot</w:t>
-      </w:r>
-      <w:proofErr w:type="spellEnd"/>
-      <w:r>
-        <w:t>: false</w:t>
-      </w:r>
-    </w:p>
-    <w:p>
-      <w:r>
-        <w:t xml:space="preserve">    </w:t>
-      </w:r>
-      <w:proofErr w:type="spellStart"/>
-      <w:r>
-        <w:t>alphafold</w:t>
-      </w:r>
-      <w:proofErr w:type="spellEnd"/>
-      <w:r>
-        <w:t>: false</w:t>
+        <w:t xml:space="preserve">  negative_hit:</w:t>
+      </w:r>
+    </w:p>
+    <w:p>
+      <w:r>
+        <w:t xml:space="preserve">    gff: true</w:t>
+      </w:r>
+    </w:p>
+    <w:p>
+      <w:r>
+        <w:t xml:space="preserve">    pfam: false</w:t>
+      </w:r>
+    </w:p>
+    <w:p>
+      <w:r>
+        <w:t xml:space="preserve">    uniprot: false</w:t>
+      </w:r>
+    </w:p>
+    <w:p>
+      <w:r>
+        <w:t xml:space="preserve">    alphafold: false</w:t>
       </w:r>
     </w:p>
     <w:p>
@@ -6733,37 +3985,19 @@
     </w:p>
     <w:p/>
     <w:p>
-      <w:proofErr w:type="spellStart"/>
-      <w:r>
-        <w:t>Pfam</w:t>
-      </w:r>
-      <w:proofErr w:type="spellEnd"/>
-      <w:r>
-        <w:t>:</w:t>
-      </w:r>
-    </w:p>
-    <w:p>
-      <w:r>
-        <w:t xml:space="preserve">  </w:t>
-      </w:r>
-      <w:proofErr w:type="spellStart"/>
-      <w:r>
-        <w:t>domain_complementarity_score</w:t>
-      </w:r>
-      <w:proofErr w:type="spellEnd"/>
-      <w:r>
-        <w:t xml:space="preserve"> に重要。</w:t>
+      <w:r>
+        <w:t>Pfam:</w:t>
+      </w:r>
+    </w:p>
+    <w:p>
+      <w:r>
+        <w:t xml:space="preserve">  domain_complementarity_score に重要。</w:t>
       </w:r>
     </w:p>
     <w:p/>
     <w:p>
-      <w:proofErr w:type="spellStart"/>
-      <w:r>
-        <w:t>UniProt</w:t>
-      </w:r>
-      <w:proofErr w:type="spellEnd"/>
-      <w:r>
-        <w:t>:</w:t>
+      <w:r>
+        <w:t>UniProt:</w:t>
       </w:r>
     </w:p>
     <w:p>
@@ -6858,13 +4092,8 @@
       </w:r>
     </w:p>
     <w:p>
-      <w:proofErr w:type="spellStart"/>
-      <w:r>
-        <w:t>interaction_priority_score</w:t>
-      </w:r>
-      <w:proofErr w:type="spellEnd"/>
-      <w:r>
-        <w:t xml:space="preserve"> は直接のPPI確率ではありません。</w:t>
+      <w:r>
+        <w:t xml:space="preserve">interaction_priority_score は直接のPPI確率ではありません。</w:t>
       </w:r>
     </w:p>
     <w:p>
@@ -6903,13 +4132,8 @@
       </w:r>
     </w:p>
     <w:p>
-      <w:proofErr w:type="spellStart"/>
-      <w:r>
-        <w:t>alphafold_readiness_score</w:t>
-      </w:r>
-      <w:proofErr w:type="spellEnd"/>
-      <w:r>
-        <w:t xml:space="preserve"> は、AlphaFoldにかけやすいかの指標です。</w:t>
+      <w:r>
+        <w:t xml:space="preserve">alphafold_readiness_score は、AlphaFoldにかけやすいかの指標です。</w:t>
       </w:r>
     </w:p>
     <w:p>
@@ -6963,15 +4187,7 @@
     </w:p>
     <w:p>
       <w:r>
-        <w:t>source .</w:t>
-      </w:r>
-      <w:proofErr w:type="spellStart"/>
-      <w:r>
-        <w:t>venv</w:t>
-      </w:r>
-      <w:proofErr w:type="spellEnd"/>
-      <w:r>
-        <w:t>/bin/activate</w:t>
+        <w:t>source .venv/bin/activate</w:t>
       </w:r>
     </w:p>
     <w:p>
@@ -7020,23 +4236,13 @@
       </w:r>
     </w:p>
     <w:p>
-      <w:proofErr w:type="spellStart"/>
-      <w:r>
-        <w:t>blastp</w:t>
-      </w:r>
-      <w:proofErr w:type="spellEnd"/>
-      <w:r>
-        <w:t xml:space="preserve"> -version</w:t>
-      </w:r>
-    </w:p>
-    <w:p>
-      <w:proofErr w:type="spellStart"/>
-      <w:r>
-        <w:t>makeblastdb</w:t>
-      </w:r>
-      <w:proofErr w:type="spellEnd"/>
-      <w:r>
-        <w:t xml:space="preserve"> -version</w:t>
+      <w:r>
+        <w:t xml:space="preserve">blastp -version</w:t>
+      </w:r>
+    </w:p>
+    <w:p>
+      <w:r>
+        <w:t xml:space="preserve">makeblastdb -version</w:t>
       </w:r>
     </w:p>
     <w:p>
@@ -7056,15 +4262,7 @@
     </w:p>
     <w:p>
       <w:r>
-        <w:t>.</w:t>
-      </w:r>
-      <w:proofErr w:type="spellStart"/>
-      <w:r>
-        <w:t>venv</w:t>
-      </w:r>
-      <w:proofErr w:type="spellEnd"/>
-      <w:r>
-        <w:t>/bin/python main.py --check-only</w:t>
+        <w:t>.venv/bin/python main.py --check-only</w:t>
       </w:r>
     </w:p>
     <w:p>
@@ -7084,21 +4282,8 @@
     </w:p>
     <w:p>
       <w:r>
-        <w:t>.</w:t>
-      </w:r>
-      <w:proofErr w:type="spellStart"/>
-      <w:r>
-        <w:t>venv</w:t>
-      </w:r>
-      <w:proofErr w:type="spellEnd"/>
-      <w:r>
-        <w:t xml:space="preserve">/bin/python main.py --config </w:t>
-      </w:r>
-      <w:proofErr w:type="spellStart"/>
-      <w:r>
-        <w:t>config.demo.yaml</w:t>
-      </w:r>
-      <w:proofErr w:type="spellEnd"/>
+        <w:t xml:space="preserve">.venv/bin/python main.py --config config.demo.yaml</w:t>
+      </w:r>
     </w:p>
     <w:p>
       <w:pPr>
@@ -7118,23 +4303,7 @@
     </w:p>
     <w:p>
       <w:r>
-        <w:t>.</w:t>
-      </w:r>
-      <w:proofErr w:type="spellStart"/>
-      <w:r>
-        <w:t>venv</w:t>
-      </w:r>
-      <w:proofErr w:type="spellEnd"/>
-      <w:r>
-        <w:t xml:space="preserve">/bin/python -m </w:t>
-      </w:r>
-      <w:proofErr w:type="spellStart"/>
-      <w:r>
-        <w:t>pytest</w:t>
-      </w:r>
-      <w:proofErr w:type="spellEnd"/>
-      <w:r>
-        <w:t xml:space="preserve"> tests -q</w:t>
+        <w:t xml:space="preserve">.venv/bin/python -m pytest tests -q</w:t>
       </w:r>
     </w:p>
     <w:p>
@@ -7198,15 +4367,7 @@
     </w:p>
     <w:p>
       <w:r>
-        <w:t>3. .</w:t>
-      </w:r>
-      <w:proofErr w:type="spellStart"/>
-      <w:r>
-        <w:t>venv</w:t>
-      </w:r>
-      <w:proofErr w:type="spellEnd"/>
-      <w:r>
-        <w:t>を作成</w:t>
+        <w:t>3. .venvを作成</w:t>
       </w:r>
     </w:p>
     <w:p>
@@ -7221,28 +4382,12 @@
     </w:p>
     <w:p>
       <w:r>
-        <w:t>6. data/ に</w:t>
-      </w:r>
-      <w:proofErr w:type="spellStart"/>
-      <w:r>
-        <w:t>protein.faa</w:t>
-      </w:r>
-      <w:proofErr w:type="spellEnd"/>
-      <w:r>
-        <w:t>とGFFを配置</w:t>
-      </w:r>
-    </w:p>
-    <w:p>
-      <w:r>
-        <w:t xml:space="preserve">7. </w:t>
-      </w:r>
-      <w:proofErr w:type="spellStart"/>
-      <w:r>
-        <w:t>config.yaml</w:t>
-      </w:r>
-      <w:proofErr w:type="spellEnd"/>
-      <w:r>
-        <w:t>を設定</w:t>
+        <w:t>6. data/ にprotein.faaとGFFを配置</w:t>
+      </w:r>
+    </w:p>
+    <w:p>
+      <w:r>
+        <w:t xml:space="preserve">7. config.yamlを設定</w:t>
       </w:r>
     </w:p>
     <w:p>
@@ -7257,23 +4402,7 @@
     </w:p>
     <w:p>
       <w:r>
-        <w:t xml:space="preserve">10. Candidates / </w:t>
-      </w:r>
-      <w:proofErr w:type="spellStart"/>
-      <w:r>
-        <w:t>Candidates_relaxed</w:t>
-      </w:r>
-      <w:proofErr w:type="spellEnd"/>
-      <w:r>
-        <w:t xml:space="preserve"> / </w:t>
-      </w:r>
-      <w:proofErr w:type="spellStart"/>
-      <w:r>
-        <w:t>No_hit</w:t>
-      </w:r>
-      <w:proofErr w:type="spellEnd"/>
-      <w:r>
-        <w:t xml:space="preserve"> / Interaction_* を見る</w:t>
+        <w:t xml:space="preserve">10. Candidates / Candidates_relaxed / No_hit / Interaction_* を見る</w:t>
       </w:r>
     </w:p>
     <w:p>
@@ -7299,6 +4428,219 @@
       </w:r>
       <w:r>
         <w:t>までできる状態です。</w:t>
+      </w:r>
+    </w:p>
+    <w:p>
+      <w:pPr>
+        <w:pStyle w:val="1"/>
+      </w:pPr>
+      <w:r>
+        <w:t xml:space="preserve">29. positive/negativeを考慮する・しない設定</w:t>
+      </w:r>
+    </w:p>
+    <w:p>
+      <w:r>
+        <w:t xml:space="preserve">研究目的によっては、positive/negative参照ゲノムへのBLASTヒットをスコアに使いたくない場合があります(例: 他生物での保存性は問わず、対象生物内だけで相互作用相手を探したい場合)。用途に応じて2つの設定を使い分けます。</w:t>
+      </w:r>
+    </w:p>
+    <w:p>
+      <w:r>
+        <w:t xml:space="preserve">考慮する(デフォルト、何も変更しなくてよい)</w:t>
+      </w:r>
+    </w:p>
+    <w:p>
+      <w:r>
+        <w:t xml:space="preserve">interaction_scoring:</w:t>
+      </w:r>
+    </w:p>
+    <w:p>
+      <w:r>
+        <w:t xml:space="preserve">  ranking_metric: interaction_priority_score</w:t>
+      </w:r>
+    </w:p>
+    <w:p>
+      <w:r>
+        <w:t xml:space="preserve">  candidate_sources:</w:t>
+      </w:r>
+    </w:p>
+    <w:p>
+      <w:r>
+        <w:t xml:space="preserve">    candidates: true</w:t>
+      </w:r>
+    </w:p>
+    <w:p>
+      <w:r>
+        <w:t xml:space="preserve">    candidates_relaxed: true</w:t>
+      </w:r>
+    </w:p>
+    <w:p>
+      <w:r>
+        <w:t xml:space="preserve">    positive_all_sources: false</w:t>
+      </w:r>
+    </w:p>
+    <w:p>
+      <w:r>
+        <w:t xml:space="preserve">    negative_unmatched: false</w:t>
+      </w:r>
+    </w:p>
+    <w:p>
+      <w:r>
+        <w:t xml:space="preserve">    no_hit: true</w:t>
+      </w:r>
+    </w:p>
+    <w:p>
+      <w:r>
+        <w:t xml:space="preserve">    negative_hit: false</w:t>
+      </w:r>
+    </w:p>
+    <w:p>
+      <w:r>
+        <w:t xml:space="preserve">考慮しない</w:t>
+      </w:r>
+    </w:p>
+    <w:p>
+      <w:r>
+        <w:t xml:space="preserve">interaction_scoring:</w:t>
+      </w:r>
+    </w:p>
+    <w:p>
+      <w:r>
+        <w:t xml:space="preserve">  ranking_metric: interaction_score</w:t>
+      </w:r>
+    </w:p>
+    <w:p>
+      <w:r>
+        <w:t xml:space="preserve">  candidate_sources:</w:t>
+      </w:r>
+    </w:p>
+    <w:p>
+      <w:r>
+        <w:t xml:space="preserve">    candidates: true</w:t>
+      </w:r>
+    </w:p>
+    <w:p>
+      <w:r>
+        <w:t xml:space="preserve">    candidates_relaxed: true</w:t>
+      </w:r>
+    </w:p>
+    <w:p>
+      <w:r>
+        <w:t xml:space="preserve">    positive_all_sources: true</w:t>
+      </w:r>
+    </w:p>
+    <w:p>
+      <w:r>
+        <w:t xml:space="preserve">    negative_unmatched: true</w:t>
+      </w:r>
+    </w:p>
+    <w:p>
+      <w:r>
+        <w:t xml:space="preserve">    no_hit: true</w:t>
+      </w:r>
+    </w:p>
+    <w:p>
+      <w:r>
+        <w:t xml:space="preserve">    negative_hit: true</w:t>
+      </w:r>
+    </w:p>
+    <w:p>
+      <w:r>
+        <w:t xml:space="preserve">    negative_strong_hit: false</w:t>
+      </w:r>
+    </w:p>
+    <w:p>
+      <w:r>
+        <w:t xml:space="preserve">    negative_medium_hit: false</w:t>
+      </w:r>
+    </w:p>
+    <w:p>
+      <w:r>
+        <w:t xml:space="preserve">    negative_weak_hit: false</w:t>
+      </w:r>
+    </w:p>
+    <w:p>
+      <w:r>
+        <w:t xml:space="preserve">  max_candidates_per_query: 500</w:t>
+      </w:r>
+    </w:p>
+    <w:p>
+      <w:r>
+        <w:t xml:space="preserve">annotation_targets(考慮しない場合は、candidates/candidates_relaxed以外のバケツもgff: trueにする)</w:t>
+      </w:r>
+    </w:p>
+    <w:p>
+      <w:r>
+        <w:t xml:space="preserve">  positive_all_sources: { gff: true }</w:t>
+      </w:r>
+    </w:p>
+    <w:p>
+      <w:r>
+        <w:t xml:space="preserve">  no_hit: { gff: true }</w:t>
+      </w:r>
+    </w:p>
+    <w:p>
+      <w:r>
+        <w:t xml:space="preserve">  negative_unmatched: { gff: true }</w:t>
+      </w:r>
+    </w:p>
+    <w:p>
+      <w:r>
+        <w:t xml:space="preserve">  negative_hit: { gff: true }</w:t>
+      </w:r>
+    </w:p>
+    <w:p>
+      <w:r>
+        <w:t xml:space="preserve">理由：</w:t>
+      </w:r>
+    </w:p>
+    <w:p>
+      <w:r>
+        <w:t xml:space="preserve">interaction_priority_score:</w:t>
+      </w:r>
+    </w:p>
+    <w:p>
+      <w:r>
+        <w:t xml:space="preserve">  candidate_priority_score(バケツ分類)とco_occurrence(positive/negativeのヒットパターン類似度)を含む。positive/negativeを考慮する指標。</w:t>
+      </w:r>
+    </w:p>
+    <w:p>
+      <w:r>
+        <w:t xml:space="preserve">interaction_score:</w:t>
+      </w:r>
+    </w:p>
+    <w:p>
+      <w:r>
+        <w:t xml:space="preserve">  candidate_priority_scoreとco_occurrenceを設計上除外している。genomic_context・domain_complementarity・STRING・coexpressionのみで構成される、positive/negativeに依存しない指標。</w:t>
+      </w:r>
+    </w:p>
+    <w:p>
+      <w:r>
+        <w:t xml:space="preserve">negative_hit_strength列はどちらの設定でもただの参考列で、スコア自体には使われていない(誤解しやすいので注記)。</w:t>
+      </w:r>
+    </w:p>
+    <w:p>
+      <w:r>
+        <w:t xml:space="preserve">使い方：</w:t>
+      </w:r>
+    </w:p>
+    <w:p>
+      <w:r>
+        <w:t xml:space="preserve">config.considering_pn.yaml と config.without_pn.yaml のように2つのconfigファイルに分けて保存しておくと、</w:t>
+      </w:r>
+    </w:p>
+    <w:p>
+      <w:r>
+        <w:t xml:space="preserve">.venv/bin/python main.py --config config.considering_pn.yaml</w:t>
+      </w:r>
+    </w:p>
+    <w:p>
+      <w:r>
+        <w:t xml:space="preserve">.venv/bin/python main.py --config config.without_pn.yaml</w:t>
+      </w:r>
+    </w:p>
+    <w:p>
+      <w:r>
+        <w:t xml:space="preserve">のように使い分けて、同じクエリで2種類の結果を比較できます。output_excelのファイル名もそれぞれ変えておくと見比べやすいです。</w:t>
       </w:r>
     </w:p>
     <w:p/>
